--- a/manual/02_fundamentos_git.docx
+++ b/manual/02_fundamentos_git.docx
@@ -2,12 +2,2163 @@
 <file path=word/document.xml><?xml version="1.0" encoding="utf-8"?>
 <w:document xmlns:wpc="http://schemas.microsoft.com/office/word/2010/wordprocessingCanvas" xmlns:cx="http://schemas.microsoft.com/office/drawing/2014/chartex" xmlns:cx1="http://schemas.microsoft.com/office/drawing/2015/9/8/chartex" xmlns:cx2="http://schemas.microsoft.com/office/drawing/2015/10/21/chartex" xmlns:cx3="http://schemas.microsoft.com/office/drawing/2016/5/9/chartex" xmlns:cx4="http://schemas.microsoft.com/office/drawing/2016/5/10/chartex" xmlns:cx5="http://schemas.microsoft.com/office/drawing/2016/5/11/chartex" xmlns:cx6="http://schemas.microsoft.com/office/drawing/2016/5/12/chartex" xmlns:cx7="http://schemas.microsoft.com/office/drawing/2016/5/13/chartex" xmlns:cx8="http://schemas.microsoft.com/office/drawing/2016/5/14/chartex" xmlns:mc="http://schemas.openxmlformats.org/markup-compatibility/2006" xmlns:aink="http://schemas.microsoft.com/office/drawing/2016/ink" xmlns:am3d="http://schemas.microsoft.com/office/drawing/2017/model3d" xmlns:o="urn:schemas-microsoft-com:office:office" xmlns:oel="http://schemas.microsoft.com/office/2019/extlst" xmlns:r="http://schemas.openxmlformats.org/officeDocument/2006/relationships" xmlns:m="http://schemas.openxmlformats.org/officeDocument/2006/math" xmlns:v="urn:schemas-microsoft-com:vml" xmlns:wp14="http://schemas.microsoft.com/office/word/2010/wordprocessingDrawing" xmlns:wp="http://schemas.openxmlformats.org/drawingml/2006/wordprocessingDrawing" xmlns:w10="urn:schemas-microsoft-com:office:word" xmlns:w="http://schemas.openxmlformats.org/wordprocessingml/2006/main" xmlns:w14="http://schemas.microsoft.com/office/word/2010/wordml" xmlns:w15="http://schemas.microsoft.com/office/word/2012/wordml" xmlns:w16cex="http://schemas.microsoft.com/office/word/2018/wordml/cex" xmlns:w16cid="http://schemas.microsoft.com/office/word/2016/wordml/cid" xmlns:w16="http://schemas.microsoft.com/office/word/2018/wordml" xmlns:w16du="http://schemas.microsoft.com/office/word/2023/wordml/word16du" xmlns:w16sdtdh="http://schemas.microsoft.com/office/word/2020/wordml/sdtdatahash" xmlns:w16sdtfl="http://schemas.microsoft.com/office/word/2024/wordml/sdtformatlock" xmlns:w16se="http://schemas.microsoft.com/office/word/2015/wordml/symex" xmlns:wpg="http://schemas.microsoft.com/office/word/2010/wordprocessingGroup" xmlns:wpi="http://schemas.microsoft.com/office/word/2010/wordprocessingInk" xmlns:wne="http://schemas.microsoft.com/office/word/2006/wordml" xmlns:wps="http://schemas.microsoft.com/office/word/2010/wordprocessingShape" mc:Ignorable="w14 w15 w16se w16cid w16 w16cex w16sdtdh w16sdtfl w16du wp14">
   <w:body>
+    <w:p/>
     <w:p>
-      <w:r>
-        <w:t>02_fundamentos_git</w:t>
+      <w:pPr>
+        <w:rPr>
+          <w:b/>
+          <w:bCs/>
+        </w:rPr>
+      </w:pPr>
+      <w:r>
+        <w:rPr>
+          <w:b/>
+          <w:bCs/>
+        </w:rPr>
+        <w:t>Capítulo 2: Fundamentos de Git</w:t>
       </w:r>
     </w:p>
-    <w:p/>
+    <w:p>
+      <w:pPr>
+        <w:jc w:val="both"/>
+        <w:rPr>
+          <w:rFonts w:ascii="Arial" w:hAnsi="Arial" w:cs="Arial"/>
+          <w:sz w:val="22"/>
+          <w:szCs w:val="22"/>
+        </w:rPr>
+      </w:pPr>
+      <w:r>
+        <w:rPr>
+          <w:rFonts w:ascii="Arial" w:hAnsi="Arial" w:cs="Arial"/>
+          <w:sz w:val="22"/>
+          <w:szCs w:val="22"/>
+        </w:rPr>
+        <w:t xml:space="preserve">Este capítulo describe el ciclo de trabajo básico con Git: obtener un repositorio, registrar cambios, revisar el historial, ignorar archivos, deshacer cambios y sincronizar con GitHub. </w:t>
+      </w:r>
+    </w:p>
+    <w:p>
+      <w:pPr>
+        <w:jc w:val="both"/>
+        <w:rPr>
+          <w:rFonts w:ascii="Arial" w:hAnsi="Arial" w:cs="Arial"/>
+          <w:b/>
+          <w:bCs/>
+          <w:sz w:val="22"/>
+          <w:szCs w:val="22"/>
+        </w:rPr>
+      </w:pPr>
+      <w:r>
+        <w:rPr>
+          <w:rFonts w:ascii="Arial" w:hAnsi="Arial" w:cs="Arial"/>
+          <w:b/>
+          <w:bCs/>
+          <w:sz w:val="22"/>
+          <w:szCs w:val="22"/>
+        </w:rPr>
+        <w:t>2.1 Obtener un repositorio</w:t>
+      </w:r>
+    </w:p>
+    <w:p>
+      <w:pPr>
+        <w:jc w:val="both"/>
+        <w:rPr>
+          <w:rFonts w:ascii="Arial" w:hAnsi="Arial" w:cs="Arial"/>
+          <w:sz w:val="22"/>
+          <w:szCs w:val="22"/>
+        </w:rPr>
+      </w:pPr>
+      <w:r>
+        <w:rPr>
+          <w:rFonts w:ascii="Arial" w:hAnsi="Arial" w:cs="Arial"/>
+          <w:sz w:val="22"/>
+          <w:szCs w:val="22"/>
+        </w:rPr>
+        <w:t>Hay dos formas de empezar:</w:t>
+      </w:r>
+    </w:p>
+    <w:p>
+      <w:pPr>
+        <w:numPr>
+          <w:ilvl w:val="0"/>
+          <w:numId w:val="1"/>
+        </w:numPr>
+        <w:jc w:val="both"/>
+        <w:rPr>
+          <w:rFonts w:ascii="Arial" w:hAnsi="Arial" w:cs="Arial"/>
+          <w:sz w:val="22"/>
+          <w:szCs w:val="22"/>
+        </w:rPr>
+      </w:pPr>
+      <w:proofErr w:type="spellStart"/>
+      <w:r>
+        <w:rPr>
+          <w:rFonts w:ascii="Arial" w:hAnsi="Arial" w:cs="Arial"/>
+          <w:b/>
+          <w:bCs/>
+          <w:sz w:val="22"/>
+          <w:szCs w:val="22"/>
+        </w:rPr>
+        <w:t>git</w:t>
+      </w:r>
+      <w:proofErr w:type="spellEnd"/>
+      <w:r>
+        <w:rPr>
+          <w:rFonts w:ascii="Arial" w:hAnsi="Arial" w:cs="Arial"/>
+          <w:b/>
+          <w:bCs/>
+          <w:sz w:val="22"/>
+          <w:szCs w:val="22"/>
+        </w:rPr>
+        <w:t xml:space="preserve"> </w:t>
+      </w:r>
+      <w:proofErr w:type="spellStart"/>
+      <w:r>
+        <w:rPr>
+          <w:rFonts w:ascii="Arial" w:hAnsi="Arial" w:cs="Arial"/>
+          <w:b/>
+          <w:bCs/>
+          <w:sz w:val="22"/>
+          <w:szCs w:val="22"/>
+        </w:rPr>
+        <w:t>init</w:t>
+      </w:r>
+      <w:proofErr w:type="spellEnd"/>
+      <w:r>
+        <w:rPr>
+          <w:rFonts w:ascii="Arial" w:hAnsi="Arial" w:cs="Arial"/>
+          <w:b/>
+          <w:bCs/>
+          <w:sz w:val="22"/>
+          <w:szCs w:val="22"/>
+        </w:rPr>
+        <w:t>:</w:t>
+      </w:r>
+      <w:r>
+        <w:rPr>
+          <w:rFonts w:ascii="Arial" w:hAnsi="Arial" w:cs="Arial"/>
+          <w:sz w:val="22"/>
+          <w:szCs w:val="22"/>
+        </w:rPr>
+        <w:t xml:space="preserve"> convierte la carpeta actual en un repositorio nuevo, creando la carpeta </w:t>
+      </w:r>
+      <w:proofErr w:type="gramStart"/>
+      <w:r>
+        <w:rPr>
+          <w:rFonts w:ascii="Arial" w:hAnsi="Arial" w:cs="Arial"/>
+          <w:sz w:val="22"/>
+          <w:szCs w:val="22"/>
+        </w:rPr>
+        <w:t>oculta .</w:t>
+      </w:r>
+      <w:proofErr w:type="spellStart"/>
+      <w:r>
+        <w:rPr>
+          <w:rFonts w:ascii="Arial" w:hAnsi="Arial" w:cs="Arial"/>
+          <w:sz w:val="22"/>
+          <w:szCs w:val="22"/>
+        </w:rPr>
+        <w:t>git</w:t>
+      </w:r>
+      <w:proofErr w:type="spellEnd"/>
+      <w:proofErr w:type="gramEnd"/>
+      <w:r>
+        <w:rPr>
+          <w:rFonts w:ascii="Arial" w:hAnsi="Arial" w:cs="Arial"/>
+          <w:sz w:val="22"/>
+          <w:szCs w:val="22"/>
+        </w:rPr>
+        <w:t>, donde Git guarda todo.</w:t>
+      </w:r>
+    </w:p>
+    <w:p>
+      <w:pPr>
+        <w:numPr>
+          <w:ilvl w:val="0"/>
+          <w:numId w:val="1"/>
+        </w:numPr>
+        <w:jc w:val="both"/>
+        <w:rPr>
+          <w:rFonts w:ascii="Arial" w:hAnsi="Arial" w:cs="Arial"/>
+          <w:sz w:val="22"/>
+          <w:szCs w:val="22"/>
+        </w:rPr>
+      </w:pPr>
+      <w:proofErr w:type="spellStart"/>
+      <w:r>
+        <w:rPr>
+          <w:rFonts w:ascii="Arial" w:hAnsi="Arial" w:cs="Arial"/>
+          <w:b/>
+          <w:bCs/>
+          <w:sz w:val="22"/>
+          <w:szCs w:val="22"/>
+        </w:rPr>
+        <w:t>git</w:t>
+      </w:r>
+      <w:proofErr w:type="spellEnd"/>
+      <w:r>
+        <w:rPr>
+          <w:rFonts w:ascii="Arial" w:hAnsi="Arial" w:cs="Arial"/>
+          <w:b/>
+          <w:bCs/>
+          <w:sz w:val="22"/>
+          <w:szCs w:val="22"/>
+        </w:rPr>
+        <w:t xml:space="preserve"> clone &lt;URL&gt;:</w:t>
+      </w:r>
+      <w:r>
+        <w:rPr>
+          <w:rFonts w:ascii="Arial" w:hAnsi="Arial" w:cs="Arial"/>
+          <w:sz w:val="22"/>
+          <w:szCs w:val="22"/>
+        </w:rPr>
+        <w:t xml:space="preserve"> copia un repositorio existente, con todo su historial.</w:t>
+      </w:r>
+      <w:r>
+        <w:rPr>
+          <w:rFonts w:ascii="Arial" w:hAnsi="Arial" w:cs="Arial"/>
+          <w:sz w:val="22"/>
+          <w:szCs w:val="22"/>
+        </w:rPr>
+        <w:br/>
+      </w:r>
+    </w:p>
+    <w:p>
+      <w:pPr>
+        <w:jc w:val="center"/>
+        <w:rPr>
+          <w:rFonts w:ascii="Arial" w:hAnsi="Arial" w:cs="Arial"/>
+          <w:sz w:val="22"/>
+          <w:szCs w:val="22"/>
+        </w:rPr>
+      </w:pPr>
+      <w:r>
+        <w:rPr>
+          <w:rFonts w:ascii="Arial" w:hAnsi="Arial" w:cs="Arial"/>
+          <w:sz w:val="22"/>
+          <w:szCs w:val="22"/>
+        </w:rPr>
+        <w:t>Ejemplo usado en esta actividad:</w:t>
+      </w:r>
+      <w:r>
+        <w:rPr>
+          <w:rFonts w:ascii="Arial" w:hAnsi="Arial" w:cs="Arial"/>
+          <w:sz w:val="22"/>
+          <w:szCs w:val="22"/>
+        </w:rPr>
+        <w:t xml:space="preserve"> </w:t>
+      </w:r>
+      <w:proofErr w:type="spellStart"/>
+      <w:r>
+        <w:rPr>
+          <w:rFonts w:ascii="Arial" w:hAnsi="Arial" w:cs="Arial"/>
+          <w:sz w:val="22"/>
+          <w:szCs w:val="22"/>
+        </w:rPr>
+        <w:t>git</w:t>
+      </w:r>
+      <w:proofErr w:type="spellEnd"/>
+      <w:r>
+        <w:rPr>
+          <w:rFonts w:ascii="Arial" w:hAnsi="Arial" w:cs="Arial"/>
+          <w:sz w:val="22"/>
+          <w:szCs w:val="22"/>
+        </w:rPr>
+        <w:t xml:space="preserve"> clone https://github.com/yaninm2000/manual-git-u2.git</w:t>
+      </w:r>
+    </w:p>
+    <w:p>
+      <w:pPr>
+        <w:jc w:val="both"/>
+        <w:rPr>
+          <w:rFonts w:ascii="Arial" w:hAnsi="Arial" w:cs="Arial"/>
+          <w:b/>
+          <w:bCs/>
+          <w:sz w:val="22"/>
+          <w:szCs w:val="22"/>
+        </w:rPr>
+      </w:pPr>
+      <w:r>
+        <w:rPr>
+          <w:rFonts w:ascii="Segoe UI Emoji" w:hAnsi="Segoe UI Emoji" w:cs="Segoe UI Emoji"/>
+          <w:sz w:val="22"/>
+          <w:szCs w:val="22"/>
+        </w:rPr>
+        <w:br/>
+      </w:r>
+      <w:r>
+        <w:rPr>
+          <w:rFonts w:ascii="Arial" w:hAnsi="Arial" w:cs="Arial"/>
+          <w:b/>
+          <w:bCs/>
+          <w:sz w:val="22"/>
+          <w:szCs w:val="22"/>
+        </w:rPr>
+        <w:t>2.2 El ciclo de vida de un archivo</w:t>
+      </w:r>
+    </w:p>
+    <w:p>
+      <w:pPr>
+        <w:jc w:val="both"/>
+        <w:rPr>
+          <w:rFonts w:ascii="Arial" w:hAnsi="Arial" w:cs="Arial"/>
+          <w:sz w:val="22"/>
+          <w:szCs w:val="22"/>
+        </w:rPr>
+      </w:pPr>
+      <w:r>
+        <w:rPr>
+          <w:rFonts w:ascii="Arial" w:hAnsi="Arial" w:cs="Arial"/>
+          <w:sz w:val="22"/>
+          <w:szCs w:val="22"/>
+        </w:rPr>
+        <w:t xml:space="preserve">Cada archivo del repositorio está </w:t>
+      </w:r>
+      <w:r>
+        <w:rPr>
+          <w:rFonts w:ascii="Arial" w:hAnsi="Arial" w:cs="Arial"/>
+          <w:i/>
+          <w:iCs/>
+          <w:sz w:val="22"/>
+          <w:szCs w:val="22"/>
+        </w:rPr>
+        <w:t>sin rastrear</w:t>
+      </w:r>
+      <w:r>
+        <w:rPr>
+          <w:rFonts w:ascii="Arial" w:hAnsi="Arial" w:cs="Arial"/>
+          <w:sz w:val="22"/>
+          <w:szCs w:val="22"/>
+        </w:rPr>
+        <w:t xml:space="preserve"> (nuevo para Git), </w:t>
+      </w:r>
+      <w:r>
+        <w:rPr>
+          <w:rFonts w:ascii="Arial" w:hAnsi="Arial" w:cs="Arial"/>
+          <w:i/>
+          <w:iCs/>
+          <w:sz w:val="22"/>
+          <w:szCs w:val="22"/>
+        </w:rPr>
+        <w:t>sin modificar</w:t>
+      </w:r>
+      <w:r>
+        <w:rPr>
+          <w:rFonts w:ascii="Arial" w:hAnsi="Arial" w:cs="Arial"/>
+          <w:sz w:val="22"/>
+          <w:szCs w:val="22"/>
+        </w:rPr>
+        <w:t xml:space="preserve">, </w:t>
+      </w:r>
+      <w:r>
+        <w:rPr>
+          <w:rFonts w:ascii="Arial" w:hAnsi="Arial" w:cs="Arial"/>
+          <w:i/>
+          <w:iCs/>
+          <w:sz w:val="22"/>
+          <w:szCs w:val="22"/>
+        </w:rPr>
+        <w:t>modificado</w:t>
+      </w:r>
+      <w:r>
+        <w:rPr>
+          <w:rFonts w:ascii="Arial" w:hAnsi="Arial" w:cs="Arial"/>
+          <w:sz w:val="22"/>
+          <w:szCs w:val="22"/>
+        </w:rPr>
+        <w:t xml:space="preserve"> o </w:t>
+      </w:r>
+      <w:r>
+        <w:rPr>
+          <w:rFonts w:ascii="Arial" w:hAnsi="Arial" w:cs="Arial"/>
+          <w:i/>
+          <w:iCs/>
+          <w:sz w:val="22"/>
+          <w:szCs w:val="22"/>
+        </w:rPr>
+        <w:t>preparado</w:t>
+      </w:r>
+      <w:r>
+        <w:rPr>
+          <w:rFonts w:ascii="Arial" w:hAnsi="Arial" w:cs="Arial"/>
+          <w:sz w:val="22"/>
+          <w:szCs w:val="22"/>
+        </w:rPr>
+        <w:t>. Tres comandos controlan ese ciclo:</w:t>
+      </w:r>
+    </w:p>
+    <w:tbl>
+      <w:tblPr>
+        <w:tblW w:w="0" w:type="auto"/>
+        <w:tblCellSpacing w:w="15" w:type="dxa"/>
+        <w:tblCellMar>
+          <w:top w:w="15" w:type="dxa"/>
+          <w:left w:w="15" w:type="dxa"/>
+          <w:bottom w:w="15" w:type="dxa"/>
+          <w:right w:w="15" w:type="dxa"/>
+        </w:tblCellMar>
+        <w:tblLook w:val="04A0" w:firstRow="1" w:lastRow="0" w:firstColumn="1" w:lastColumn="0" w:noHBand="0" w:noVBand="1"/>
+      </w:tblPr>
+      <w:tblGrid>
+        <w:gridCol w:w="2141"/>
+        <w:gridCol w:w="6697"/>
+      </w:tblGrid>
+      <w:tr>
+        <w:trPr>
+          <w:tblHeader/>
+          <w:tblCellSpacing w:w="15" w:type="dxa"/>
+        </w:trPr>
+        <w:tc>
+          <w:tcPr>
+            <w:tcW w:w="0" w:type="auto"/>
+            <w:vAlign w:val="center"/>
+            <w:hideMark/>
+          </w:tcPr>
+          <w:p>
+            <w:pPr>
+              <w:jc w:val="both"/>
+              <w:rPr>
+                <w:rFonts w:ascii="Arial" w:hAnsi="Arial" w:cs="Arial"/>
+                <w:b/>
+                <w:bCs/>
+                <w:sz w:val="22"/>
+                <w:szCs w:val="22"/>
+              </w:rPr>
+            </w:pPr>
+            <w:r>
+              <w:rPr>
+                <w:rFonts w:ascii="Arial" w:hAnsi="Arial" w:cs="Arial"/>
+                <w:b/>
+                <w:bCs/>
+                <w:sz w:val="22"/>
+                <w:szCs w:val="22"/>
+              </w:rPr>
+              <w:t>Comando</w:t>
+            </w:r>
+          </w:p>
+        </w:tc>
+        <w:tc>
+          <w:tcPr>
+            <w:tcW w:w="0" w:type="auto"/>
+            <w:vAlign w:val="center"/>
+            <w:hideMark/>
+          </w:tcPr>
+          <w:p>
+            <w:pPr>
+              <w:jc w:val="both"/>
+              <w:rPr>
+                <w:rFonts w:ascii="Arial" w:hAnsi="Arial" w:cs="Arial"/>
+                <w:b/>
+                <w:bCs/>
+                <w:sz w:val="22"/>
+                <w:szCs w:val="22"/>
+              </w:rPr>
+            </w:pPr>
+            <w:r>
+              <w:rPr>
+                <w:rFonts w:ascii="Arial" w:hAnsi="Arial" w:cs="Arial"/>
+                <w:b/>
+                <w:bCs/>
+                <w:sz w:val="22"/>
+                <w:szCs w:val="22"/>
+              </w:rPr>
+              <w:t>Función</w:t>
+            </w:r>
+          </w:p>
+        </w:tc>
+      </w:tr>
+      <w:tr>
+        <w:trPr>
+          <w:tblCellSpacing w:w="15" w:type="dxa"/>
+        </w:trPr>
+        <w:tc>
+          <w:tcPr>
+            <w:tcW w:w="0" w:type="auto"/>
+            <w:vAlign w:val="center"/>
+            <w:hideMark/>
+          </w:tcPr>
+          <w:p>
+            <w:pPr>
+              <w:jc w:val="both"/>
+              <w:rPr>
+                <w:rFonts w:ascii="Arial" w:hAnsi="Arial" w:cs="Arial"/>
+                <w:sz w:val="22"/>
+                <w:szCs w:val="22"/>
+              </w:rPr>
+            </w:pPr>
+            <w:proofErr w:type="spellStart"/>
+            <w:r>
+              <w:rPr>
+                <w:rFonts w:ascii="Arial" w:hAnsi="Arial" w:cs="Arial"/>
+                <w:sz w:val="22"/>
+                <w:szCs w:val="22"/>
+              </w:rPr>
+              <w:t>git</w:t>
+            </w:r>
+            <w:proofErr w:type="spellEnd"/>
+            <w:r>
+              <w:rPr>
+                <w:rFonts w:ascii="Arial" w:hAnsi="Arial" w:cs="Arial"/>
+                <w:sz w:val="22"/>
+                <w:szCs w:val="22"/>
+              </w:rPr>
+              <w:t xml:space="preserve"> </w:t>
+            </w:r>
+            <w:proofErr w:type="gramStart"/>
+            <w:r>
+              <w:rPr>
+                <w:rFonts w:ascii="Arial" w:hAnsi="Arial" w:cs="Arial"/>
+                <w:sz w:val="22"/>
+                <w:szCs w:val="22"/>
+              </w:rPr>
+              <w:t>status</w:t>
+            </w:r>
+            <w:proofErr w:type="gramEnd"/>
+          </w:p>
+        </w:tc>
+        <w:tc>
+          <w:tcPr>
+            <w:tcW w:w="0" w:type="auto"/>
+            <w:vAlign w:val="center"/>
+            <w:hideMark/>
+          </w:tcPr>
+          <w:p>
+            <w:pPr>
+              <w:jc w:val="both"/>
+              <w:rPr>
+                <w:rFonts w:ascii="Arial" w:hAnsi="Arial" w:cs="Arial"/>
+                <w:sz w:val="22"/>
+                <w:szCs w:val="22"/>
+              </w:rPr>
+            </w:pPr>
+            <w:r>
+              <w:rPr>
+                <w:rFonts w:ascii="Arial" w:hAnsi="Arial" w:cs="Arial"/>
+                <w:sz w:val="22"/>
+                <w:szCs w:val="22"/>
+              </w:rPr>
+              <w:t>Muestra el estado actual: qué archivos están sin rastrear, modificados o preparados</w:t>
+            </w:r>
+          </w:p>
+        </w:tc>
+      </w:tr>
+      <w:tr>
+        <w:trPr>
+          <w:tblCellSpacing w:w="15" w:type="dxa"/>
+        </w:trPr>
+        <w:tc>
+          <w:tcPr>
+            <w:tcW w:w="0" w:type="auto"/>
+            <w:vAlign w:val="center"/>
+            <w:hideMark/>
+          </w:tcPr>
+          <w:p>
+            <w:pPr>
+              <w:jc w:val="both"/>
+              <w:rPr>
+                <w:rFonts w:ascii="Arial" w:hAnsi="Arial" w:cs="Arial"/>
+                <w:sz w:val="22"/>
+                <w:szCs w:val="22"/>
+              </w:rPr>
+            </w:pPr>
+            <w:proofErr w:type="spellStart"/>
+            <w:r>
+              <w:rPr>
+                <w:rFonts w:ascii="Arial" w:hAnsi="Arial" w:cs="Arial"/>
+                <w:sz w:val="22"/>
+                <w:szCs w:val="22"/>
+              </w:rPr>
+              <w:t>git</w:t>
+            </w:r>
+            <w:proofErr w:type="spellEnd"/>
+            <w:r>
+              <w:rPr>
+                <w:rFonts w:ascii="Arial" w:hAnsi="Arial" w:cs="Arial"/>
+                <w:sz w:val="22"/>
+                <w:szCs w:val="22"/>
+              </w:rPr>
+              <w:t xml:space="preserve"> </w:t>
+            </w:r>
+            <w:proofErr w:type="spellStart"/>
+            <w:r>
+              <w:rPr>
+                <w:rFonts w:ascii="Arial" w:hAnsi="Arial" w:cs="Arial"/>
+                <w:sz w:val="22"/>
+                <w:szCs w:val="22"/>
+              </w:rPr>
+              <w:t>add</w:t>
+            </w:r>
+            <w:proofErr w:type="spellEnd"/>
+            <w:r>
+              <w:rPr>
+                <w:rFonts w:ascii="Arial" w:hAnsi="Arial" w:cs="Arial"/>
+                <w:sz w:val="22"/>
+                <w:szCs w:val="22"/>
+              </w:rPr>
+              <w:t xml:space="preserve"> &lt;archivo&gt;</w:t>
+            </w:r>
+          </w:p>
+        </w:tc>
+        <w:tc>
+          <w:tcPr>
+            <w:tcW w:w="0" w:type="auto"/>
+            <w:vAlign w:val="center"/>
+            <w:hideMark/>
+          </w:tcPr>
+          <w:p>
+            <w:pPr>
+              <w:jc w:val="both"/>
+              <w:rPr>
+                <w:rFonts w:ascii="Arial" w:hAnsi="Arial" w:cs="Arial"/>
+                <w:sz w:val="22"/>
+                <w:szCs w:val="22"/>
+              </w:rPr>
+            </w:pPr>
+            <w:r>
+              <w:rPr>
+                <w:rFonts w:ascii="Arial" w:hAnsi="Arial" w:cs="Arial"/>
+                <w:sz w:val="22"/>
+                <w:szCs w:val="22"/>
+              </w:rPr>
+              <w:t>Prepara el archivo para la próxima confirmación (</w:t>
+            </w:r>
+            <w:proofErr w:type="spellStart"/>
+            <w:r>
+              <w:rPr>
+                <w:rFonts w:ascii="Arial" w:hAnsi="Arial" w:cs="Arial"/>
+                <w:sz w:val="22"/>
+                <w:szCs w:val="22"/>
+              </w:rPr>
+              <w:t>git</w:t>
+            </w:r>
+            <w:proofErr w:type="spellEnd"/>
+            <w:r>
+              <w:rPr>
+                <w:rFonts w:ascii="Arial" w:hAnsi="Arial" w:cs="Arial"/>
+                <w:sz w:val="22"/>
+                <w:szCs w:val="22"/>
+              </w:rPr>
+              <w:t xml:space="preserve"> </w:t>
+            </w:r>
+            <w:proofErr w:type="spellStart"/>
+            <w:proofErr w:type="gramStart"/>
+            <w:r>
+              <w:rPr>
+                <w:rFonts w:ascii="Arial" w:hAnsi="Arial" w:cs="Arial"/>
+                <w:sz w:val="22"/>
+                <w:szCs w:val="22"/>
+              </w:rPr>
+              <w:t>add</w:t>
+            </w:r>
+            <w:proofErr w:type="spellEnd"/>
+            <w:r>
+              <w:rPr>
+                <w:rFonts w:ascii="Arial" w:hAnsi="Arial" w:cs="Arial"/>
+                <w:sz w:val="22"/>
+                <w:szCs w:val="22"/>
+              </w:rPr>
+              <w:t xml:space="preserve"> .</w:t>
+            </w:r>
+            <w:proofErr w:type="gramEnd"/>
+            <w:r>
+              <w:rPr>
+                <w:rFonts w:ascii="Arial" w:hAnsi="Arial" w:cs="Arial"/>
+                <w:sz w:val="22"/>
+                <w:szCs w:val="22"/>
+              </w:rPr>
+              <w:t xml:space="preserve"> prepara todos)</w:t>
+            </w:r>
+          </w:p>
+        </w:tc>
+      </w:tr>
+      <w:tr>
+        <w:trPr>
+          <w:tblCellSpacing w:w="15" w:type="dxa"/>
+        </w:trPr>
+        <w:tc>
+          <w:tcPr>
+            <w:tcW w:w="0" w:type="auto"/>
+            <w:vAlign w:val="center"/>
+            <w:hideMark/>
+          </w:tcPr>
+          <w:p>
+            <w:pPr>
+              <w:jc w:val="both"/>
+              <w:rPr>
+                <w:rFonts w:ascii="Arial" w:hAnsi="Arial" w:cs="Arial"/>
+                <w:sz w:val="22"/>
+                <w:szCs w:val="22"/>
+              </w:rPr>
+            </w:pPr>
+            <w:proofErr w:type="spellStart"/>
+            <w:r>
+              <w:rPr>
+                <w:rFonts w:ascii="Arial" w:hAnsi="Arial" w:cs="Arial"/>
+                <w:sz w:val="22"/>
+                <w:szCs w:val="22"/>
+              </w:rPr>
+              <w:t>git</w:t>
+            </w:r>
+            <w:proofErr w:type="spellEnd"/>
+            <w:r>
+              <w:rPr>
+                <w:rFonts w:ascii="Arial" w:hAnsi="Arial" w:cs="Arial"/>
+                <w:sz w:val="22"/>
+                <w:szCs w:val="22"/>
+              </w:rPr>
+              <w:t xml:space="preserve"> </w:t>
+            </w:r>
+            <w:proofErr w:type="spellStart"/>
+            <w:r>
+              <w:rPr>
+                <w:rFonts w:ascii="Arial" w:hAnsi="Arial" w:cs="Arial"/>
+                <w:sz w:val="22"/>
+                <w:szCs w:val="22"/>
+              </w:rPr>
+              <w:t>commit</w:t>
+            </w:r>
+            <w:proofErr w:type="spellEnd"/>
+            <w:r>
+              <w:rPr>
+                <w:rFonts w:ascii="Arial" w:hAnsi="Arial" w:cs="Arial"/>
+                <w:sz w:val="22"/>
+                <w:szCs w:val="22"/>
+              </w:rPr>
+              <w:t xml:space="preserve"> -m "mensaje"</w:t>
+            </w:r>
+          </w:p>
+        </w:tc>
+        <w:tc>
+          <w:tcPr>
+            <w:tcW w:w="0" w:type="auto"/>
+            <w:vAlign w:val="center"/>
+            <w:hideMark/>
+          </w:tcPr>
+          <w:p>
+            <w:pPr>
+              <w:jc w:val="both"/>
+              <w:rPr>
+                <w:rFonts w:ascii="Arial" w:hAnsi="Arial" w:cs="Arial"/>
+                <w:sz w:val="22"/>
+                <w:szCs w:val="22"/>
+              </w:rPr>
+            </w:pPr>
+            <w:r>
+              <w:rPr>
+                <w:rFonts w:ascii="Arial" w:hAnsi="Arial" w:cs="Arial"/>
+                <w:sz w:val="22"/>
+                <w:szCs w:val="22"/>
+              </w:rPr>
+              <w:t>Guarda los cambios preparados en el historial con un mensaje descriptivo</w:t>
+            </w:r>
+          </w:p>
+        </w:tc>
+      </w:tr>
+    </w:tbl>
+    <w:p>
+      <w:pPr>
+        <w:jc w:val="both"/>
+        <w:rPr>
+          <w:rFonts w:ascii="Arial" w:hAnsi="Arial" w:cs="Arial"/>
+          <w:sz w:val="22"/>
+          <w:szCs w:val="22"/>
+        </w:rPr>
+      </w:pPr>
+      <w:r>
+        <w:rPr>
+          <w:rFonts w:ascii="Arial" w:hAnsi="Arial" w:cs="Arial"/>
+          <w:sz w:val="22"/>
+          <w:szCs w:val="22"/>
+        </w:rPr>
+        <w:br/>
+      </w:r>
+      <w:r>
+        <w:rPr>
+          <w:rFonts w:ascii="Arial" w:hAnsi="Arial" w:cs="Arial"/>
+          <w:sz w:val="22"/>
+          <w:szCs w:val="22"/>
+        </w:rPr>
+        <w:t xml:space="preserve">Un buen mensaje de </w:t>
+      </w:r>
+      <w:proofErr w:type="spellStart"/>
+      <w:r>
+        <w:rPr>
+          <w:rFonts w:ascii="Arial" w:hAnsi="Arial" w:cs="Arial"/>
+          <w:sz w:val="22"/>
+          <w:szCs w:val="22"/>
+        </w:rPr>
+        <w:t>commit</w:t>
+      </w:r>
+      <w:proofErr w:type="spellEnd"/>
+      <w:r>
+        <w:rPr>
+          <w:rFonts w:ascii="Arial" w:hAnsi="Arial" w:cs="Arial"/>
+          <w:sz w:val="22"/>
+          <w:szCs w:val="22"/>
+        </w:rPr>
+        <w:t xml:space="preserve"> es breve, claro y describe qué se hizo, para que el historial sea comprensible.</w:t>
+      </w:r>
+    </w:p>
+    <w:p>
+      <w:pPr>
+        <w:jc w:val="both"/>
+        <w:rPr>
+          <w:rFonts w:ascii="Arial" w:hAnsi="Arial" w:cs="Arial"/>
+          <w:b/>
+          <w:bCs/>
+          <w:sz w:val="22"/>
+          <w:szCs w:val="22"/>
+        </w:rPr>
+      </w:pPr>
+      <w:r>
+        <w:rPr>
+          <w:rFonts w:ascii="Arial" w:hAnsi="Arial" w:cs="Arial"/>
+          <w:b/>
+          <w:bCs/>
+          <w:sz w:val="22"/>
+          <w:szCs w:val="22"/>
+        </w:rPr>
+        <w:t>2.3 Historial y diferencias</w:t>
+      </w:r>
+    </w:p>
+    <w:p>
+      <w:pPr>
+        <w:numPr>
+          <w:ilvl w:val="0"/>
+          <w:numId w:val="2"/>
+        </w:numPr>
+        <w:jc w:val="both"/>
+        <w:rPr>
+          <w:rFonts w:ascii="Arial" w:hAnsi="Arial" w:cs="Arial"/>
+          <w:sz w:val="22"/>
+          <w:szCs w:val="22"/>
+        </w:rPr>
+      </w:pPr>
+      <w:proofErr w:type="spellStart"/>
+      <w:r>
+        <w:rPr>
+          <w:rFonts w:ascii="Arial" w:hAnsi="Arial" w:cs="Arial"/>
+          <w:b/>
+          <w:bCs/>
+          <w:sz w:val="22"/>
+          <w:szCs w:val="22"/>
+        </w:rPr>
+        <w:t>git</w:t>
+      </w:r>
+      <w:proofErr w:type="spellEnd"/>
+      <w:r>
+        <w:rPr>
+          <w:rFonts w:ascii="Arial" w:hAnsi="Arial" w:cs="Arial"/>
+          <w:b/>
+          <w:bCs/>
+          <w:sz w:val="22"/>
+          <w:szCs w:val="22"/>
+        </w:rPr>
+        <w:t xml:space="preserve"> log</w:t>
+      </w:r>
+      <w:r>
+        <w:rPr>
+          <w:rFonts w:ascii="Arial" w:hAnsi="Arial" w:cs="Arial"/>
+          <w:sz w:val="22"/>
+          <w:szCs w:val="22"/>
+        </w:rPr>
+        <w:t xml:space="preserve"> muestra la lista de confirmaciones (autor, fecha, mensaje). Con --</w:t>
+      </w:r>
+      <w:proofErr w:type="spellStart"/>
+      <w:r>
+        <w:rPr>
+          <w:rFonts w:ascii="Arial" w:hAnsi="Arial" w:cs="Arial"/>
+          <w:sz w:val="22"/>
+          <w:szCs w:val="22"/>
+        </w:rPr>
+        <w:t>oneline</w:t>
+      </w:r>
+      <w:proofErr w:type="spellEnd"/>
+      <w:r>
+        <w:rPr>
+          <w:rFonts w:ascii="Arial" w:hAnsi="Arial" w:cs="Arial"/>
+          <w:sz w:val="22"/>
+          <w:szCs w:val="22"/>
+        </w:rPr>
+        <w:t xml:space="preserve"> se presenta una línea por </w:t>
+      </w:r>
+      <w:proofErr w:type="spellStart"/>
+      <w:r>
+        <w:rPr>
+          <w:rFonts w:ascii="Arial" w:hAnsi="Arial" w:cs="Arial"/>
+          <w:sz w:val="22"/>
+          <w:szCs w:val="22"/>
+        </w:rPr>
+        <w:t>commit</w:t>
+      </w:r>
+      <w:proofErr w:type="spellEnd"/>
+      <w:r>
+        <w:rPr>
+          <w:rFonts w:ascii="Arial" w:hAnsi="Arial" w:cs="Arial"/>
+          <w:sz w:val="22"/>
+          <w:szCs w:val="22"/>
+        </w:rPr>
+        <w:t>, ideal para una vista rápida:</w:t>
+      </w:r>
+    </w:p>
+    <w:p>
+      <w:pPr>
+        <w:jc w:val="both"/>
+        <w:rPr>
+          <w:rFonts w:ascii="Arial" w:hAnsi="Arial" w:cs="Arial"/>
+          <w:sz w:val="22"/>
+          <w:szCs w:val="22"/>
+        </w:rPr>
+      </w:pPr>
+      <w:proofErr w:type="spellStart"/>
+      <w:r>
+        <w:rPr>
+          <w:rFonts w:ascii="Arial" w:hAnsi="Arial" w:cs="Arial"/>
+          <w:sz w:val="22"/>
+          <w:szCs w:val="22"/>
+        </w:rPr>
+        <w:t>git</w:t>
+      </w:r>
+      <w:proofErr w:type="spellEnd"/>
+      <w:r>
+        <w:rPr>
+          <w:rFonts w:ascii="Arial" w:hAnsi="Arial" w:cs="Arial"/>
+          <w:sz w:val="22"/>
+          <w:szCs w:val="22"/>
+        </w:rPr>
+        <w:t xml:space="preserve"> log --</w:t>
+      </w:r>
+      <w:proofErr w:type="spellStart"/>
+      <w:r>
+        <w:rPr>
+          <w:rFonts w:ascii="Arial" w:hAnsi="Arial" w:cs="Arial"/>
+          <w:sz w:val="22"/>
+          <w:szCs w:val="22"/>
+        </w:rPr>
+        <w:t>oneline</w:t>
+      </w:r>
+      <w:proofErr w:type="spellEnd"/>
+    </w:p>
+    <w:p>
+      <w:pPr>
+        <w:numPr>
+          <w:ilvl w:val="0"/>
+          <w:numId w:val="3"/>
+        </w:numPr>
+        <w:jc w:val="both"/>
+        <w:rPr>
+          <w:rFonts w:ascii="Arial" w:hAnsi="Arial" w:cs="Arial"/>
+          <w:sz w:val="22"/>
+          <w:szCs w:val="22"/>
+        </w:rPr>
+      </w:pPr>
+      <w:proofErr w:type="spellStart"/>
+      <w:r>
+        <w:rPr>
+          <w:rFonts w:ascii="Arial" w:hAnsi="Arial" w:cs="Arial"/>
+          <w:b/>
+          <w:bCs/>
+          <w:sz w:val="22"/>
+          <w:szCs w:val="22"/>
+        </w:rPr>
+        <w:t>git</w:t>
+      </w:r>
+      <w:proofErr w:type="spellEnd"/>
+      <w:r>
+        <w:rPr>
+          <w:rFonts w:ascii="Arial" w:hAnsi="Arial" w:cs="Arial"/>
+          <w:b/>
+          <w:bCs/>
+          <w:sz w:val="22"/>
+          <w:szCs w:val="22"/>
+        </w:rPr>
+        <w:t xml:space="preserve"> </w:t>
+      </w:r>
+      <w:proofErr w:type="spellStart"/>
+      <w:r>
+        <w:rPr>
+          <w:rFonts w:ascii="Arial" w:hAnsi="Arial" w:cs="Arial"/>
+          <w:b/>
+          <w:bCs/>
+          <w:sz w:val="22"/>
+          <w:szCs w:val="22"/>
+        </w:rPr>
+        <w:t>diff</w:t>
+      </w:r>
+      <w:proofErr w:type="spellEnd"/>
+      <w:r>
+        <w:rPr>
+          <w:rFonts w:ascii="Arial" w:hAnsi="Arial" w:cs="Arial"/>
+          <w:sz w:val="22"/>
+          <w:szCs w:val="22"/>
+        </w:rPr>
+        <w:t xml:space="preserve"> muestra las diferencias entre versiones: sin argumentos compara lo modificado y aún no preparado, y también permite comparar dos </w:t>
+      </w:r>
+      <w:proofErr w:type="spellStart"/>
+      <w:r>
+        <w:rPr>
+          <w:rFonts w:ascii="Arial" w:hAnsi="Arial" w:cs="Arial"/>
+          <w:sz w:val="22"/>
+          <w:szCs w:val="22"/>
+        </w:rPr>
+        <w:t>commits</w:t>
+      </w:r>
+      <w:proofErr w:type="spellEnd"/>
+      <w:r>
+        <w:rPr>
+          <w:rFonts w:ascii="Arial" w:hAnsi="Arial" w:cs="Arial"/>
+          <w:sz w:val="22"/>
+          <w:szCs w:val="22"/>
+        </w:rPr>
+        <w:t xml:space="preserve"> (</w:t>
+      </w:r>
+      <w:proofErr w:type="spellStart"/>
+      <w:r>
+        <w:rPr>
+          <w:rFonts w:ascii="Arial" w:hAnsi="Arial" w:cs="Arial"/>
+          <w:sz w:val="22"/>
+          <w:szCs w:val="22"/>
+        </w:rPr>
+        <w:t>git</w:t>
+      </w:r>
+      <w:proofErr w:type="spellEnd"/>
+      <w:r>
+        <w:rPr>
+          <w:rFonts w:ascii="Arial" w:hAnsi="Arial" w:cs="Arial"/>
+          <w:sz w:val="22"/>
+          <w:szCs w:val="22"/>
+        </w:rPr>
+        <w:t xml:space="preserve"> </w:t>
+      </w:r>
+      <w:proofErr w:type="spellStart"/>
+      <w:r>
+        <w:rPr>
+          <w:rFonts w:ascii="Arial" w:hAnsi="Arial" w:cs="Arial"/>
+          <w:sz w:val="22"/>
+          <w:szCs w:val="22"/>
+        </w:rPr>
+        <w:t>diff</w:t>
+      </w:r>
+      <w:proofErr w:type="spellEnd"/>
+      <w:r>
+        <w:rPr>
+          <w:rFonts w:ascii="Arial" w:hAnsi="Arial" w:cs="Arial"/>
+          <w:sz w:val="22"/>
+          <w:szCs w:val="22"/>
+        </w:rPr>
+        <w:t xml:space="preserve"> &lt;commit1&gt; &lt;commit2&gt;).</w:t>
+      </w:r>
+    </w:p>
+    <w:p>
+      <w:pPr>
+        <w:jc w:val="both"/>
+        <w:rPr>
+          <w:rFonts w:ascii="Arial" w:hAnsi="Arial" w:cs="Arial"/>
+          <w:b/>
+          <w:bCs/>
+          <w:sz w:val="22"/>
+          <w:szCs w:val="22"/>
+        </w:rPr>
+      </w:pPr>
+      <w:r>
+        <w:rPr>
+          <w:rFonts w:ascii="Arial" w:hAnsi="Arial" w:cs="Arial"/>
+          <w:b/>
+          <w:bCs/>
+          <w:sz w:val="22"/>
+          <w:szCs w:val="22"/>
+        </w:rPr>
+        <w:lastRenderedPageBreak/>
+        <w:t xml:space="preserve">2.4 Ignorar archivos </w:t>
+      </w:r>
+      <w:proofErr w:type="gramStart"/>
+      <w:r>
+        <w:rPr>
+          <w:rFonts w:ascii="Arial" w:hAnsi="Arial" w:cs="Arial"/>
+          <w:b/>
+          <w:bCs/>
+          <w:sz w:val="22"/>
+          <w:szCs w:val="22"/>
+        </w:rPr>
+        <w:t>(.</w:t>
+      </w:r>
+      <w:proofErr w:type="spellStart"/>
+      <w:r>
+        <w:rPr>
+          <w:rFonts w:ascii="Arial" w:hAnsi="Arial" w:cs="Arial"/>
+          <w:b/>
+          <w:bCs/>
+          <w:sz w:val="22"/>
+          <w:szCs w:val="22"/>
+        </w:rPr>
+        <w:t>gitignore</w:t>
+      </w:r>
+      <w:proofErr w:type="spellEnd"/>
+      <w:proofErr w:type="gramEnd"/>
+      <w:r>
+        <w:rPr>
+          <w:rFonts w:ascii="Arial" w:hAnsi="Arial" w:cs="Arial"/>
+          <w:b/>
+          <w:bCs/>
+          <w:sz w:val="22"/>
+          <w:szCs w:val="22"/>
+        </w:rPr>
+        <w:t>)</w:t>
+      </w:r>
+    </w:p>
+    <w:p>
+      <w:pPr>
+        <w:jc w:val="both"/>
+        <w:rPr>
+          <w:rFonts w:ascii="Arial" w:hAnsi="Arial" w:cs="Arial"/>
+          <w:sz w:val="22"/>
+          <w:szCs w:val="22"/>
+        </w:rPr>
+      </w:pPr>
+      <w:r>
+        <w:rPr>
+          <w:rFonts w:ascii="Arial" w:hAnsi="Arial" w:cs="Arial"/>
+          <w:sz w:val="22"/>
+          <w:szCs w:val="22"/>
+        </w:rPr>
+        <w:t xml:space="preserve">No todos los archivos deben versionarse: temporales, contraseñas o archivos compilados. El </w:t>
+      </w:r>
+      <w:proofErr w:type="gramStart"/>
+      <w:r>
+        <w:rPr>
+          <w:rFonts w:ascii="Arial" w:hAnsi="Arial" w:cs="Arial"/>
+          <w:sz w:val="22"/>
+          <w:szCs w:val="22"/>
+        </w:rPr>
+        <w:t>archivo .</w:t>
+      </w:r>
+      <w:proofErr w:type="spellStart"/>
+      <w:r>
+        <w:rPr>
+          <w:rFonts w:ascii="Arial" w:hAnsi="Arial" w:cs="Arial"/>
+          <w:sz w:val="22"/>
+          <w:szCs w:val="22"/>
+        </w:rPr>
+        <w:t>gitignore</w:t>
+      </w:r>
+      <w:proofErr w:type="spellEnd"/>
+      <w:proofErr w:type="gramEnd"/>
+      <w:r>
+        <w:rPr>
+          <w:rFonts w:ascii="Arial" w:hAnsi="Arial" w:cs="Arial"/>
+          <w:sz w:val="22"/>
+          <w:szCs w:val="22"/>
+        </w:rPr>
+        <w:t xml:space="preserve"> lista los patrones que Git debe ignorar. </w:t>
+      </w:r>
+      <w:r>
+        <w:rPr>
+          <w:rFonts w:ascii="Arial" w:hAnsi="Arial" w:cs="Arial"/>
+          <w:sz w:val="22"/>
+          <w:szCs w:val="22"/>
+        </w:rPr>
+        <w:t xml:space="preserve"> → </w:t>
+      </w:r>
+      <w:r>
+        <w:rPr>
+          <w:rFonts w:ascii="Arial" w:hAnsi="Arial" w:cs="Arial"/>
+          <w:sz w:val="22"/>
+          <w:szCs w:val="22"/>
+        </w:rPr>
+        <w:t>Add-</w:t>
+      </w:r>
+      <w:proofErr w:type="gramStart"/>
+      <w:r>
+        <w:rPr>
+          <w:rFonts w:ascii="Arial" w:hAnsi="Arial" w:cs="Arial"/>
+          <w:sz w:val="22"/>
+          <w:szCs w:val="22"/>
+        </w:rPr>
+        <w:t>Content .</w:t>
+      </w:r>
+      <w:proofErr w:type="spellStart"/>
+      <w:r>
+        <w:rPr>
+          <w:rFonts w:ascii="Arial" w:hAnsi="Arial" w:cs="Arial"/>
+          <w:sz w:val="22"/>
+          <w:szCs w:val="22"/>
+        </w:rPr>
+        <w:t>gitignore</w:t>
+      </w:r>
+      <w:proofErr w:type="spellEnd"/>
+      <w:proofErr w:type="gramEnd"/>
+      <w:r>
+        <w:rPr>
+          <w:rFonts w:ascii="Arial" w:hAnsi="Arial" w:cs="Arial"/>
+          <w:sz w:val="22"/>
+          <w:szCs w:val="22"/>
+        </w:rPr>
+        <w:t xml:space="preserve"> '~$*'</w:t>
+      </w:r>
+    </w:p>
+    <w:p>
+      <w:pPr>
+        <w:jc w:val="both"/>
+        <w:rPr>
+          <w:rFonts w:ascii="Arial" w:hAnsi="Arial" w:cs="Arial"/>
+          <w:sz w:val="22"/>
+          <w:szCs w:val="22"/>
+        </w:rPr>
+      </w:pPr>
+      <w:r>
+        <w:rPr>
+          <w:rFonts w:ascii="Arial" w:hAnsi="Arial" w:cs="Arial"/>
+          <w:sz w:val="22"/>
+          <w:szCs w:val="22"/>
+        </w:rPr>
+        <w:t>Otros patrones habituales: *.log (por extensión) o carpeta/ (una carpeta completa).</w:t>
+      </w:r>
+    </w:p>
+    <w:p>
+      <w:pPr>
+        <w:jc w:val="both"/>
+        <w:rPr>
+          <w:rFonts w:ascii="Arial" w:hAnsi="Arial" w:cs="Arial"/>
+          <w:b/>
+          <w:bCs/>
+          <w:sz w:val="22"/>
+          <w:szCs w:val="22"/>
+        </w:rPr>
+      </w:pPr>
+      <w:r>
+        <w:rPr>
+          <w:rFonts w:ascii="Arial" w:hAnsi="Arial" w:cs="Arial"/>
+          <w:b/>
+          <w:bCs/>
+          <w:sz w:val="22"/>
+          <w:szCs w:val="22"/>
+        </w:rPr>
+        <w:t>2.5 Deshacer cambios</w:t>
+      </w:r>
+    </w:p>
+    <w:p>
+      <w:pPr>
+        <w:numPr>
+          <w:ilvl w:val="0"/>
+          <w:numId w:val="4"/>
+        </w:numPr>
+        <w:jc w:val="both"/>
+        <w:rPr>
+          <w:rFonts w:ascii="Arial" w:hAnsi="Arial" w:cs="Arial"/>
+          <w:sz w:val="22"/>
+          <w:szCs w:val="22"/>
+        </w:rPr>
+      </w:pPr>
+      <w:proofErr w:type="spellStart"/>
+      <w:r>
+        <w:rPr>
+          <w:rFonts w:ascii="Arial" w:hAnsi="Arial" w:cs="Arial"/>
+          <w:b/>
+          <w:bCs/>
+          <w:sz w:val="22"/>
+          <w:szCs w:val="22"/>
+        </w:rPr>
+        <w:t>git</w:t>
+      </w:r>
+      <w:proofErr w:type="spellEnd"/>
+      <w:r>
+        <w:rPr>
+          <w:rFonts w:ascii="Arial" w:hAnsi="Arial" w:cs="Arial"/>
+          <w:b/>
+          <w:bCs/>
+          <w:sz w:val="22"/>
+          <w:szCs w:val="22"/>
+        </w:rPr>
+        <w:t xml:space="preserve"> </w:t>
+      </w:r>
+      <w:proofErr w:type="spellStart"/>
+      <w:r>
+        <w:rPr>
+          <w:rFonts w:ascii="Arial" w:hAnsi="Arial" w:cs="Arial"/>
+          <w:b/>
+          <w:bCs/>
+          <w:sz w:val="22"/>
+          <w:szCs w:val="22"/>
+        </w:rPr>
+        <w:t>restore</w:t>
+      </w:r>
+      <w:proofErr w:type="spellEnd"/>
+      <w:r>
+        <w:rPr>
+          <w:rFonts w:ascii="Arial" w:hAnsi="Arial" w:cs="Arial"/>
+          <w:b/>
+          <w:bCs/>
+          <w:sz w:val="22"/>
+          <w:szCs w:val="22"/>
+        </w:rPr>
+        <w:t xml:space="preserve"> &lt;archivo&gt;:</w:t>
+      </w:r>
+      <w:r>
+        <w:rPr>
+          <w:rFonts w:ascii="Arial" w:hAnsi="Arial" w:cs="Arial"/>
+          <w:sz w:val="22"/>
+          <w:szCs w:val="22"/>
+        </w:rPr>
+        <w:t xml:space="preserve"> descarta los cambios hechos en un archivo y lo devuelve al último estado confirmado. </w:t>
+      </w:r>
+      <w:r>
+        <w:rPr>
+          <w:rFonts w:ascii="Segoe UI Emoji" w:hAnsi="Segoe UI Emoji" w:cs="Segoe UI Emoji"/>
+          <w:sz w:val="22"/>
+          <w:szCs w:val="22"/>
+        </w:rPr>
+        <w:t>⚠️</w:t>
+      </w:r>
+      <w:r>
+        <w:rPr>
+          <w:rFonts w:ascii="Arial" w:hAnsi="Arial" w:cs="Arial"/>
+          <w:sz w:val="22"/>
+          <w:szCs w:val="22"/>
+        </w:rPr>
+        <w:t xml:space="preserve"> Esa modificación no se puede recuperar.</w:t>
+      </w:r>
+    </w:p>
+    <w:p>
+      <w:pPr>
+        <w:numPr>
+          <w:ilvl w:val="0"/>
+          <w:numId w:val="4"/>
+        </w:numPr>
+        <w:jc w:val="both"/>
+        <w:rPr>
+          <w:rFonts w:ascii="Arial" w:hAnsi="Arial" w:cs="Arial"/>
+          <w:sz w:val="22"/>
+          <w:szCs w:val="22"/>
+        </w:rPr>
+      </w:pPr>
+      <w:proofErr w:type="spellStart"/>
+      <w:r>
+        <w:rPr>
+          <w:rFonts w:ascii="Arial" w:hAnsi="Arial" w:cs="Arial"/>
+          <w:b/>
+          <w:bCs/>
+          <w:sz w:val="22"/>
+          <w:szCs w:val="22"/>
+        </w:rPr>
+        <w:t>git</w:t>
+      </w:r>
+      <w:proofErr w:type="spellEnd"/>
+      <w:r>
+        <w:rPr>
+          <w:rFonts w:ascii="Arial" w:hAnsi="Arial" w:cs="Arial"/>
+          <w:b/>
+          <w:bCs/>
+          <w:sz w:val="22"/>
+          <w:szCs w:val="22"/>
+        </w:rPr>
+        <w:t xml:space="preserve"> </w:t>
+      </w:r>
+      <w:proofErr w:type="spellStart"/>
+      <w:r>
+        <w:rPr>
+          <w:rFonts w:ascii="Arial" w:hAnsi="Arial" w:cs="Arial"/>
+          <w:b/>
+          <w:bCs/>
+          <w:sz w:val="22"/>
+          <w:szCs w:val="22"/>
+        </w:rPr>
+        <w:t>restore</w:t>
+      </w:r>
+      <w:proofErr w:type="spellEnd"/>
+      <w:r>
+        <w:rPr>
+          <w:rFonts w:ascii="Arial" w:hAnsi="Arial" w:cs="Arial"/>
+          <w:b/>
+          <w:bCs/>
+          <w:sz w:val="22"/>
+          <w:szCs w:val="22"/>
+        </w:rPr>
+        <w:t xml:space="preserve"> --</w:t>
+      </w:r>
+      <w:proofErr w:type="spellStart"/>
+      <w:r>
+        <w:rPr>
+          <w:rFonts w:ascii="Arial" w:hAnsi="Arial" w:cs="Arial"/>
+          <w:b/>
+          <w:bCs/>
+          <w:sz w:val="22"/>
+          <w:szCs w:val="22"/>
+        </w:rPr>
+        <w:t>staged</w:t>
+      </w:r>
+      <w:proofErr w:type="spellEnd"/>
+      <w:r>
+        <w:rPr>
+          <w:rFonts w:ascii="Arial" w:hAnsi="Arial" w:cs="Arial"/>
+          <w:b/>
+          <w:bCs/>
+          <w:sz w:val="22"/>
+          <w:szCs w:val="22"/>
+        </w:rPr>
+        <w:t xml:space="preserve"> &lt;archivo&gt;:</w:t>
+      </w:r>
+      <w:r>
+        <w:rPr>
+          <w:rFonts w:ascii="Arial" w:hAnsi="Arial" w:cs="Arial"/>
+          <w:sz w:val="22"/>
+          <w:szCs w:val="22"/>
+        </w:rPr>
+        <w:t xml:space="preserve"> saca un archivo del área de preparación sin perder sus cambios (es la sugerencia que muestra </w:t>
+      </w:r>
+      <w:proofErr w:type="spellStart"/>
+      <w:r>
+        <w:rPr>
+          <w:rFonts w:ascii="Arial" w:hAnsi="Arial" w:cs="Arial"/>
+          <w:sz w:val="22"/>
+          <w:szCs w:val="22"/>
+        </w:rPr>
+        <w:t>git</w:t>
+      </w:r>
+      <w:proofErr w:type="spellEnd"/>
+      <w:r>
+        <w:rPr>
+          <w:rFonts w:ascii="Arial" w:hAnsi="Arial" w:cs="Arial"/>
+          <w:sz w:val="22"/>
+          <w:szCs w:val="22"/>
+        </w:rPr>
+        <w:t xml:space="preserve"> </w:t>
+      </w:r>
+      <w:proofErr w:type="gramStart"/>
+      <w:r>
+        <w:rPr>
+          <w:rFonts w:ascii="Arial" w:hAnsi="Arial" w:cs="Arial"/>
+          <w:sz w:val="22"/>
+          <w:szCs w:val="22"/>
+        </w:rPr>
+        <w:t>status</w:t>
+      </w:r>
+      <w:proofErr w:type="gramEnd"/>
+      <w:r>
+        <w:rPr>
+          <w:rFonts w:ascii="Arial" w:hAnsi="Arial" w:cs="Arial"/>
+          <w:sz w:val="22"/>
+          <w:szCs w:val="22"/>
+        </w:rPr>
+        <w:t>).</w:t>
+      </w:r>
+    </w:p>
+    <w:p>
+      <w:pPr>
+        <w:jc w:val="both"/>
+        <w:rPr>
+          <w:rFonts w:ascii="Arial" w:hAnsi="Arial" w:cs="Arial"/>
+          <w:b/>
+          <w:bCs/>
+          <w:sz w:val="22"/>
+          <w:szCs w:val="22"/>
+        </w:rPr>
+      </w:pPr>
+      <w:r>
+        <w:rPr>
+          <w:rFonts w:ascii="Arial" w:hAnsi="Arial" w:cs="Arial"/>
+          <w:b/>
+          <w:bCs/>
+          <w:sz w:val="22"/>
+          <w:szCs w:val="22"/>
+        </w:rPr>
+        <w:t>2.6 Repositorios remotos</w:t>
+      </w:r>
+    </w:p>
+    <w:p>
+      <w:pPr>
+        <w:jc w:val="both"/>
+        <w:rPr>
+          <w:rFonts w:ascii="Arial" w:hAnsi="Arial" w:cs="Arial"/>
+          <w:sz w:val="22"/>
+          <w:szCs w:val="22"/>
+        </w:rPr>
+      </w:pPr>
+      <w:r>
+        <w:rPr>
+          <w:rFonts w:ascii="Arial" w:hAnsi="Arial" w:cs="Arial"/>
+          <w:sz w:val="22"/>
+          <w:szCs w:val="22"/>
+        </w:rPr>
+        <w:t xml:space="preserve">Un remoto es una versión del repositorio alojada en Internet (aquí, GitHub). Al clonar, Git lo registra automáticamente con el nombre </w:t>
+      </w:r>
+      <w:proofErr w:type="spellStart"/>
+      <w:r>
+        <w:rPr>
+          <w:rFonts w:ascii="Arial" w:hAnsi="Arial" w:cs="Arial"/>
+          <w:sz w:val="22"/>
+          <w:szCs w:val="22"/>
+        </w:rPr>
+        <w:t>origin</w:t>
+      </w:r>
+      <w:proofErr w:type="spellEnd"/>
+      <w:r>
+        <w:rPr>
+          <w:rFonts w:ascii="Arial" w:hAnsi="Arial" w:cs="Arial"/>
+          <w:sz w:val="22"/>
+          <w:szCs w:val="22"/>
+        </w:rPr>
+        <w:t>.</w:t>
+      </w:r>
+    </w:p>
+    <w:tbl>
+      <w:tblPr>
+        <w:tblW w:w="0" w:type="auto"/>
+        <w:tblCellSpacing w:w="15" w:type="dxa"/>
+        <w:tblCellMar>
+          <w:top w:w="15" w:type="dxa"/>
+          <w:left w:w="15" w:type="dxa"/>
+          <w:bottom w:w="15" w:type="dxa"/>
+          <w:right w:w="15" w:type="dxa"/>
+        </w:tblCellMar>
+        <w:tblLook w:val="04A0" w:firstRow="1" w:lastRow="0" w:firstColumn="1" w:lastColumn="0" w:noHBand="0" w:noVBand="1"/>
+      </w:tblPr>
+      <w:tblGrid>
+        <w:gridCol w:w="1983"/>
+        <w:gridCol w:w="6031"/>
+      </w:tblGrid>
+      <w:tr>
+        <w:trPr>
+          <w:tblHeader/>
+          <w:tblCellSpacing w:w="15" w:type="dxa"/>
+        </w:trPr>
+        <w:tc>
+          <w:tcPr>
+            <w:tcW w:w="0" w:type="auto"/>
+            <w:vAlign w:val="center"/>
+            <w:hideMark/>
+          </w:tcPr>
+          <w:p>
+            <w:pPr>
+              <w:jc w:val="both"/>
+              <w:rPr>
+                <w:rFonts w:ascii="Arial" w:hAnsi="Arial" w:cs="Arial"/>
+                <w:b/>
+                <w:bCs/>
+                <w:sz w:val="22"/>
+                <w:szCs w:val="22"/>
+              </w:rPr>
+            </w:pPr>
+            <w:r>
+              <w:rPr>
+                <w:rFonts w:ascii="Arial" w:hAnsi="Arial" w:cs="Arial"/>
+                <w:b/>
+                <w:bCs/>
+                <w:sz w:val="22"/>
+                <w:szCs w:val="22"/>
+              </w:rPr>
+              <w:t>Comando</w:t>
+            </w:r>
+          </w:p>
+        </w:tc>
+        <w:tc>
+          <w:tcPr>
+            <w:tcW w:w="0" w:type="auto"/>
+            <w:vAlign w:val="center"/>
+            <w:hideMark/>
+          </w:tcPr>
+          <w:p>
+            <w:pPr>
+              <w:jc w:val="both"/>
+              <w:rPr>
+                <w:rFonts w:ascii="Arial" w:hAnsi="Arial" w:cs="Arial"/>
+                <w:b/>
+                <w:bCs/>
+                <w:sz w:val="22"/>
+                <w:szCs w:val="22"/>
+              </w:rPr>
+            </w:pPr>
+            <w:r>
+              <w:rPr>
+                <w:rFonts w:ascii="Arial" w:hAnsi="Arial" w:cs="Arial"/>
+                <w:b/>
+                <w:bCs/>
+                <w:sz w:val="22"/>
+                <w:szCs w:val="22"/>
+              </w:rPr>
+              <w:t>Función</w:t>
+            </w:r>
+          </w:p>
+        </w:tc>
+      </w:tr>
+      <w:tr>
+        <w:trPr>
+          <w:tblCellSpacing w:w="15" w:type="dxa"/>
+        </w:trPr>
+        <w:tc>
+          <w:tcPr>
+            <w:tcW w:w="0" w:type="auto"/>
+            <w:vAlign w:val="center"/>
+            <w:hideMark/>
+          </w:tcPr>
+          <w:p>
+            <w:pPr>
+              <w:jc w:val="both"/>
+              <w:rPr>
+                <w:rFonts w:ascii="Arial" w:hAnsi="Arial" w:cs="Arial"/>
+                <w:sz w:val="22"/>
+                <w:szCs w:val="22"/>
+              </w:rPr>
+            </w:pPr>
+            <w:proofErr w:type="spellStart"/>
+            <w:r>
+              <w:rPr>
+                <w:rFonts w:ascii="Arial" w:hAnsi="Arial" w:cs="Arial"/>
+                <w:sz w:val="22"/>
+                <w:szCs w:val="22"/>
+              </w:rPr>
+              <w:t>git</w:t>
+            </w:r>
+            <w:proofErr w:type="spellEnd"/>
+            <w:r>
+              <w:rPr>
+                <w:rFonts w:ascii="Arial" w:hAnsi="Arial" w:cs="Arial"/>
+                <w:sz w:val="22"/>
+                <w:szCs w:val="22"/>
+              </w:rPr>
+              <w:t xml:space="preserve"> remote -v</w:t>
+            </w:r>
+          </w:p>
+        </w:tc>
+        <w:tc>
+          <w:tcPr>
+            <w:tcW w:w="0" w:type="auto"/>
+            <w:vAlign w:val="center"/>
+            <w:hideMark/>
+          </w:tcPr>
+          <w:p>
+            <w:pPr>
+              <w:jc w:val="both"/>
+              <w:rPr>
+                <w:rFonts w:ascii="Arial" w:hAnsi="Arial" w:cs="Arial"/>
+                <w:sz w:val="22"/>
+                <w:szCs w:val="22"/>
+              </w:rPr>
+            </w:pPr>
+            <w:r>
+              <w:rPr>
+                <w:rFonts w:ascii="Arial" w:hAnsi="Arial" w:cs="Arial"/>
+                <w:sz w:val="22"/>
+                <w:szCs w:val="22"/>
+              </w:rPr>
+              <w:t>Lista los remotos configurados y sus URL</w:t>
+            </w:r>
+          </w:p>
+        </w:tc>
+      </w:tr>
+      <w:tr>
+        <w:trPr>
+          <w:tblCellSpacing w:w="15" w:type="dxa"/>
+        </w:trPr>
+        <w:tc>
+          <w:tcPr>
+            <w:tcW w:w="0" w:type="auto"/>
+            <w:vAlign w:val="center"/>
+            <w:hideMark/>
+          </w:tcPr>
+          <w:p>
+            <w:pPr>
+              <w:jc w:val="both"/>
+              <w:rPr>
+                <w:rFonts w:ascii="Arial" w:hAnsi="Arial" w:cs="Arial"/>
+                <w:sz w:val="22"/>
+                <w:szCs w:val="22"/>
+              </w:rPr>
+            </w:pPr>
+            <w:proofErr w:type="spellStart"/>
+            <w:r>
+              <w:rPr>
+                <w:rFonts w:ascii="Arial" w:hAnsi="Arial" w:cs="Arial"/>
+                <w:sz w:val="22"/>
+                <w:szCs w:val="22"/>
+              </w:rPr>
+              <w:t>git</w:t>
+            </w:r>
+            <w:proofErr w:type="spellEnd"/>
+            <w:r>
+              <w:rPr>
+                <w:rFonts w:ascii="Arial" w:hAnsi="Arial" w:cs="Arial"/>
+                <w:sz w:val="22"/>
+                <w:szCs w:val="22"/>
+              </w:rPr>
+              <w:t xml:space="preserve"> </w:t>
+            </w:r>
+            <w:proofErr w:type="spellStart"/>
+            <w:r>
+              <w:rPr>
+                <w:rFonts w:ascii="Arial" w:hAnsi="Arial" w:cs="Arial"/>
+                <w:sz w:val="22"/>
+                <w:szCs w:val="22"/>
+              </w:rPr>
+              <w:t>push</w:t>
+            </w:r>
+            <w:proofErr w:type="spellEnd"/>
+            <w:r>
+              <w:rPr>
+                <w:rFonts w:ascii="Arial" w:hAnsi="Arial" w:cs="Arial"/>
+                <w:sz w:val="22"/>
+                <w:szCs w:val="22"/>
+              </w:rPr>
+              <w:t xml:space="preserve"> </w:t>
+            </w:r>
+            <w:proofErr w:type="spellStart"/>
+            <w:r>
+              <w:rPr>
+                <w:rFonts w:ascii="Arial" w:hAnsi="Arial" w:cs="Arial"/>
+                <w:sz w:val="22"/>
+                <w:szCs w:val="22"/>
+              </w:rPr>
+              <w:t>origin</w:t>
+            </w:r>
+            <w:proofErr w:type="spellEnd"/>
+            <w:r>
+              <w:rPr>
+                <w:rFonts w:ascii="Arial" w:hAnsi="Arial" w:cs="Arial"/>
+                <w:sz w:val="22"/>
+                <w:szCs w:val="22"/>
+              </w:rPr>
+              <w:t xml:space="preserve"> </w:t>
+            </w:r>
+            <w:proofErr w:type="spellStart"/>
+            <w:r>
+              <w:rPr>
+                <w:rFonts w:ascii="Arial" w:hAnsi="Arial" w:cs="Arial"/>
+                <w:sz w:val="22"/>
+                <w:szCs w:val="22"/>
+              </w:rPr>
+              <w:t>main</w:t>
+            </w:r>
+            <w:proofErr w:type="spellEnd"/>
+          </w:p>
+        </w:tc>
+        <w:tc>
+          <w:tcPr>
+            <w:tcW w:w="0" w:type="auto"/>
+            <w:vAlign w:val="center"/>
+            <w:hideMark/>
+          </w:tcPr>
+          <w:p>
+            <w:pPr>
+              <w:jc w:val="both"/>
+              <w:rPr>
+                <w:rFonts w:ascii="Arial" w:hAnsi="Arial" w:cs="Arial"/>
+                <w:sz w:val="22"/>
+                <w:szCs w:val="22"/>
+              </w:rPr>
+            </w:pPr>
+            <w:r>
+              <w:rPr>
+                <w:rFonts w:ascii="Arial" w:hAnsi="Arial" w:cs="Arial"/>
+                <w:sz w:val="22"/>
+                <w:szCs w:val="22"/>
+              </w:rPr>
+              <w:t xml:space="preserve">Envía los </w:t>
+            </w:r>
+            <w:proofErr w:type="spellStart"/>
+            <w:r>
+              <w:rPr>
+                <w:rFonts w:ascii="Arial" w:hAnsi="Arial" w:cs="Arial"/>
+                <w:sz w:val="22"/>
+                <w:szCs w:val="22"/>
+              </w:rPr>
+              <w:t>commits</w:t>
+            </w:r>
+            <w:proofErr w:type="spellEnd"/>
+            <w:r>
+              <w:rPr>
+                <w:rFonts w:ascii="Arial" w:hAnsi="Arial" w:cs="Arial"/>
+                <w:sz w:val="22"/>
+                <w:szCs w:val="22"/>
+              </w:rPr>
+              <w:t xml:space="preserve"> locales de la rama </w:t>
+            </w:r>
+            <w:proofErr w:type="spellStart"/>
+            <w:r>
+              <w:rPr>
+                <w:rFonts w:ascii="Arial" w:hAnsi="Arial" w:cs="Arial"/>
+                <w:sz w:val="22"/>
+                <w:szCs w:val="22"/>
+              </w:rPr>
+              <w:t>main</w:t>
+            </w:r>
+            <w:proofErr w:type="spellEnd"/>
+            <w:r>
+              <w:rPr>
+                <w:rFonts w:ascii="Arial" w:hAnsi="Arial" w:cs="Arial"/>
+                <w:sz w:val="22"/>
+                <w:szCs w:val="22"/>
+              </w:rPr>
+              <w:t xml:space="preserve"> al remoto</w:t>
+            </w:r>
+          </w:p>
+        </w:tc>
+      </w:tr>
+      <w:tr>
+        <w:trPr>
+          <w:tblCellSpacing w:w="15" w:type="dxa"/>
+        </w:trPr>
+        <w:tc>
+          <w:tcPr>
+            <w:tcW w:w="0" w:type="auto"/>
+            <w:vAlign w:val="center"/>
+            <w:hideMark/>
+          </w:tcPr>
+          <w:p>
+            <w:pPr>
+              <w:jc w:val="both"/>
+              <w:rPr>
+                <w:rFonts w:ascii="Arial" w:hAnsi="Arial" w:cs="Arial"/>
+                <w:sz w:val="22"/>
+                <w:szCs w:val="22"/>
+              </w:rPr>
+            </w:pPr>
+            <w:proofErr w:type="spellStart"/>
+            <w:r>
+              <w:rPr>
+                <w:rFonts w:ascii="Arial" w:hAnsi="Arial" w:cs="Arial"/>
+                <w:sz w:val="22"/>
+                <w:szCs w:val="22"/>
+              </w:rPr>
+              <w:t>git</w:t>
+            </w:r>
+            <w:proofErr w:type="spellEnd"/>
+            <w:r>
+              <w:rPr>
+                <w:rFonts w:ascii="Arial" w:hAnsi="Arial" w:cs="Arial"/>
+                <w:sz w:val="22"/>
+                <w:szCs w:val="22"/>
+              </w:rPr>
+              <w:t xml:space="preserve"> </w:t>
+            </w:r>
+            <w:proofErr w:type="spellStart"/>
+            <w:r>
+              <w:rPr>
+                <w:rFonts w:ascii="Arial" w:hAnsi="Arial" w:cs="Arial"/>
+                <w:sz w:val="22"/>
+                <w:szCs w:val="22"/>
+              </w:rPr>
+              <w:t>pull</w:t>
+            </w:r>
+            <w:proofErr w:type="spellEnd"/>
+            <w:r>
+              <w:rPr>
+                <w:rFonts w:ascii="Arial" w:hAnsi="Arial" w:cs="Arial"/>
+                <w:sz w:val="22"/>
+                <w:szCs w:val="22"/>
+              </w:rPr>
+              <w:t xml:space="preserve"> </w:t>
+            </w:r>
+            <w:proofErr w:type="spellStart"/>
+            <w:r>
+              <w:rPr>
+                <w:rFonts w:ascii="Arial" w:hAnsi="Arial" w:cs="Arial"/>
+                <w:sz w:val="22"/>
+                <w:szCs w:val="22"/>
+              </w:rPr>
+              <w:t>origin</w:t>
+            </w:r>
+            <w:proofErr w:type="spellEnd"/>
+            <w:r>
+              <w:rPr>
+                <w:rFonts w:ascii="Arial" w:hAnsi="Arial" w:cs="Arial"/>
+                <w:sz w:val="22"/>
+                <w:szCs w:val="22"/>
+              </w:rPr>
+              <w:t xml:space="preserve"> </w:t>
+            </w:r>
+            <w:proofErr w:type="spellStart"/>
+            <w:r>
+              <w:rPr>
+                <w:rFonts w:ascii="Arial" w:hAnsi="Arial" w:cs="Arial"/>
+                <w:sz w:val="22"/>
+                <w:szCs w:val="22"/>
+              </w:rPr>
+              <w:t>main</w:t>
+            </w:r>
+            <w:proofErr w:type="spellEnd"/>
+          </w:p>
+        </w:tc>
+        <w:tc>
+          <w:tcPr>
+            <w:tcW w:w="0" w:type="auto"/>
+            <w:vAlign w:val="center"/>
+            <w:hideMark/>
+          </w:tcPr>
+          <w:p>
+            <w:pPr>
+              <w:jc w:val="both"/>
+              <w:rPr>
+                <w:rFonts w:ascii="Arial" w:hAnsi="Arial" w:cs="Arial"/>
+                <w:sz w:val="22"/>
+                <w:szCs w:val="22"/>
+              </w:rPr>
+            </w:pPr>
+            <w:r>
+              <w:rPr>
+                <w:rFonts w:ascii="Arial" w:hAnsi="Arial" w:cs="Arial"/>
+                <w:sz w:val="22"/>
+                <w:szCs w:val="22"/>
+              </w:rPr>
+              <w:t>Descarga y fusiona los cambios del remoto en la rama actual</w:t>
+            </w:r>
+          </w:p>
+        </w:tc>
+      </w:tr>
+    </w:tbl>
+    <w:p>
+      <w:pPr>
+        <w:jc w:val="both"/>
+        <w:rPr>
+          <w:rFonts w:ascii="Arial" w:hAnsi="Arial" w:cs="Arial"/>
+          <w:sz w:val="22"/>
+          <w:szCs w:val="22"/>
+        </w:rPr>
+      </w:pPr>
+    </w:p>
+    <w:p>
+      <w:pPr>
+        <w:jc w:val="both"/>
+        <w:rPr>
+          <w:rFonts w:ascii="Arial" w:hAnsi="Arial" w:cs="Arial"/>
+          <w:b/>
+          <w:bCs/>
+          <w:sz w:val="22"/>
+          <w:szCs w:val="22"/>
+        </w:rPr>
+      </w:pPr>
+      <w:r>
+        <w:rPr>
+          <w:rFonts w:ascii="Arial" w:hAnsi="Arial" w:cs="Arial"/>
+          <w:b/>
+          <w:bCs/>
+          <w:sz w:val="22"/>
+          <w:szCs w:val="22"/>
+        </w:rPr>
+        <w:t>Conclusión</w:t>
+      </w:r>
+    </w:p>
+    <w:p>
+      <w:pPr>
+        <w:jc w:val="both"/>
+        <w:rPr>
+          <w:rFonts w:ascii="Arial" w:hAnsi="Arial" w:cs="Arial"/>
+          <w:sz w:val="22"/>
+          <w:szCs w:val="22"/>
+        </w:rPr>
+      </w:pPr>
+      <w:r>
+        <w:rPr>
+          <w:rFonts w:ascii="Arial" w:hAnsi="Arial" w:cs="Arial"/>
+          <w:sz w:val="22"/>
+          <w:szCs w:val="22"/>
+        </w:rPr>
+        <w:t xml:space="preserve">Con </w:t>
+      </w:r>
+      <w:proofErr w:type="gramStart"/>
+      <w:r>
+        <w:rPr>
+          <w:rFonts w:ascii="Arial" w:hAnsi="Arial" w:cs="Arial"/>
+          <w:sz w:val="22"/>
+          <w:szCs w:val="22"/>
+        </w:rPr>
+        <w:t>status</w:t>
+      </w:r>
+      <w:proofErr w:type="gramEnd"/>
+      <w:r>
+        <w:rPr>
+          <w:rFonts w:ascii="Arial" w:hAnsi="Arial" w:cs="Arial"/>
+          <w:sz w:val="22"/>
+          <w:szCs w:val="22"/>
+        </w:rPr>
+        <w:t xml:space="preserve">, </w:t>
+      </w:r>
+      <w:proofErr w:type="spellStart"/>
+      <w:r>
+        <w:rPr>
+          <w:rFonts w:ascii="Arial" w:hAnsi="Arial" w:cs="Arial"/>
+          <w:sz w:val="22"/>
+          <w:szCs w:val="22"/>
+        </w:rPr>
+        <w:t>add</w:t>
+      </w:r>
+      <w:proofErr w:type="spellEnd"/>
+      <w:r>
+        <w:rPr>
+          <w:rFonts w:ascii="Arial" w:hAnsi="Arial" w:cs="Arial"/>
+          <w:sz w:val="22"/>
+          <w:szCs w:val="22"/>
+        </w:rPr>
+        <w:t xml:space="preserve">, </w:t>
+      </w:r>
+      <w:proofErr w:type="spellStart"/>
+      <w:r>
+        <w:rPr>
+          <w:rFonts w:ascii="Arial" w:hAnsi="Arial" w:cs="Arial"/>
+          <w:sz w:val="22"/>
+          <w:szCs w:val="22"/>
+        </w:rPr>
+        <w:t>commit</w:t>
+      </w:r>
+      <w:proofErr w:type="spellEnd"/>
+      <w:r>
+        <w:rPr>
+          <w:rFonts w:ascii="Arial" w:hAnsi="Arial" w:cs="Arial"/>
+          <w:sz w:val="22"/>
+          <w:szCs w:val="22"/>
+        </w:rPr>
+        <w:t xml:space="preserve"> y </w:t>
+      </w:r>
+      <w:proofErr w:type="spellStart"/>
+      <w:r>
+        <w:rPr>
+          <w:rFonts w:ascii="Arial" w:hAnsi="Arial" w:cs="Arial"/>
+          <w:sz w:val="22"/>
+          <w:szCs w:val="22"/>
+        </w:rPr>
+        <w:t>push</w:t>
+      </w:r>
+      <w:proofErr w:type="spellEnd"/>
+      <w:r>
+        <w:rPr>
+          <w:rFonts w:ascii="Arial" w:hAnsi="Arial" w:cs="Arial"/>
+          <w:sz w:val="22"/>
+          <w:szCs w:val="22"/>
+        </w:rPr>
+        <w:t xml:space="preserve"> se cubre el flujo diario de trabajo. Complementados por log, </w:t>
+      </w:r>
+      <w:proofErr w:type="spellStart"/>
+      <w:r>
+        <w:rPr>
+          <w:rFonts w:ascii="Arial" w:hAnsi="Arial" w:cs="Arial"/>
+          <w:sz w:val="22"/>
+          <w:szCs w:val="22"/>
+        </w:rPr>
+        <w:t>diff</w:t>
+      </w:r>
+      <w:proofErr w:type="spellEnd"/>
+      <w:r>
+        <w:rPr>
+          <w:rFonts w:ascii="Arial" w:hAnsi="Arial" w:cs="Arial"/>
+          <w:sz w:val="22"/>
+          <w:szCs w:val="22"/>
+        </w:rPr>
+        <w:t xml:space="preserve"> y </w:t>
+      </w:r>
+      <w:proofErr w:type="spellStart"/>
+      <w:r>
+        <w:rPr>
+          <w:rFonts w:ascii="Arial" w:hAnsi="Arial" w:cs="Arial"/>
+          <w:sz w:val="22"/>
+          <w:szCs w:val="22"/>
+        </w:rPr>
+        <w:t>restore</w:t>
+      </w:r>
+      <w:proofErr w:type="spellEnd"/>
+      <w:r>
+        <w:rPr>
+          <w:rFonts w:ascii="Arial" w:hAnsi="Arial" w:cs="Arial"/>
+          <w:sz w:val="22"/>
+          <w:szCs w:val="22"/>
+        </w:rPr>
+        <w:t>, ofrecen control y seguridad sobre el proyecto, y GitHub aporta la copia remota que permite compartirlo.</w:t>
+      </w:r>
+    </w:p>
+    <w:p>
+      <w:pPr>
+        <w:jc w:val="both"/>
+        <w:rPr>
+          <w:rFonts w:ascii="Arial" w:hAnsi="Arial" w:cs="Arial"/>
+          <w:sz w:val="22"/>
+          <w:szCs w:val="22"/>
+          <w:lang w:val="en-US"/>
+        </w:rPr>
+      </w:pPr>
+      <w:r>
+        <w:rPr>
+          <w:rFonts w:ascii="Arial" w:hAnsi="Arial" w:cs="Arial"/>
+          <w:b/>
+          <w:bCs/>
+          <w:sz w:val="22"/>
+          <w:szCs w:val="22"/>
+        </w:rPr>
+        <w:t>Referencia:</w:t>
+      </w:r>
+      <w:r>
+        <w:rPr>
+          <w:rFonts w:ascii="Arial" w:hAnsi="Arial" w:cs="Arial"/>
+          <w:sz w:val="22"/>
+          <w:szCs w:val="22"/>
+        </w:rPr>
+        <w:t xml:space="preserve"> </w:t>
+      </w:r>
+      <w:proofErr w:type="spellStart"/>
+      <w:r>
+        <w:rPr>
+          <w:rFonts w:ascii="Arial" w:hAnsi="Arial" w:cs="Arial"/>
+          <w:sz w:val="22"/>
+          <w:szCs w:val="22"/>
+        </w:rPr>
+        <w:t>Chacon</w:t>
+      </w:r>
+      <w:proofErr w:type="spellEnd"/>
+      <w:r>
+        <w:rPr>
+          <w:rFonts w:ascii="Arial" w:hAnsi="Arial" w:cs="Arial"/>
+          <w:sz w:val="22"/>
+          <w:szCs w:val="22"/>
+        </w:rPr>
+        <w:t xml:space="preserve">, S., &amp; Straub, B. (2014). </w:t>
+      </w:r>
+      <w:r>
+        <w:rPr>
+          <w:rFonts w:ascii="Arial" w:hAnsi="Arial" w:cs="Arial"/>
+          <w:i/>
+          <w:iCs/>
+          <w:sz w:val="22"/>
+          <w:szCs w:val="22"/>
+          <w:lang w:val="en-US"/>
+        </w:rPr>
+        <w:t>Pro Git</w:t>
+      </w:r>
+      <w:r>
+        <w:rPr>
+          <w:rFonts w:ascii="Arial" w:hAnsi="Arial" w:cs="Arial"/>
+          <w:sz w:val="22"/>
+          <w:szCs w:val="22"/>
+          <w:lang w:val="en-US"/>
+        </w:rPr>
+        <w:t xml:space="preserve"> (2nd ed.). </w:t>
+      </w:r>
+      <w:proofErr w:type="spellStart"/>
+      <w:r>
+        <w:rPr>
+          <w:rFonts w:ascii="Arial" w:hAnsi="Arial" w:cs="Arial"/>
+          <w:sz w:val="22"/>
+          <w:szCs w:val="22"/>
+          <w:lang w:val="en-US"/>
+        </w:rPr>
+        <w:t>Apress</w:t>
+      </w:r>
+      <w:proofErr w:type="spellEnd"/>
+      <w:r>
+        <w:rPr>
+          <w:rFonts w:ascii="Arial" w:hAnsi="Arial" w:cs="Arial"/>
+          <w:sz w:val="22"/>
+          <w:szCs w:val="22"/>
+          <w:lang w:val="en-US"/>
+        </w:rPr>
+        <w:t>. https://git-scm.com/book/es/v2</w:t>
+      </w:r>
+    </w:p>
+    <w:p>
+      <w:pPr>
+        <w:jc w:val="both"/>
+        <w:rPr>
+          <w:rFonts w:ascii="Arial" w:hAnsi="Arial" w:cs="Arial"/>
+          <w:sz w:val="22"/>
+          <w:szCs w:val="22"/>
+          <w:lang w:val="en-US"/>
+        </w:rPr>
+      </w:pPr>
+    </w:p>
     <w:sectPr>
       <w:pgSz w:w="12240" w:h="15840"/>
       <w:pgMar w:top="1417" w:right="1701" w:bottom="1417" w:left="1701" w:header="708" w:footer="708" w:gutter="0"/>
@@ -16,6 +2167,1191 @@
     </w:sectPr>
   </w:body>
 </w:document>
+</file>
+
+<file path=word/numbering.xml><?xml version="1.0" encoding="utf-8"?>
+<w:numbering xmlns:wpc="http://schemas.microsoft.com/office/word/2010/wordprocessingCanvas" xmlns:cx="http://schemas.microsoft.com/office/drawing/2014/chartex" xmlns:cx1="http://schemas.microsoft.com/office/drawing/2015/9/8/chartex" xmlns:cx2="http://schemas.microsoft.com/office/drawing/2015/10/21/chartex" xmlns:cx3="http://schemas.microsoft.com/office/drawing/2016/5/9/chartex" xmlns:cx4="http://schemas.microsoft.com/office/drawing/2016/5/10/chartex" xmlns:cx5="http://schemas.microsoft.com/office/drawing/2016/5/11/chartex" xmlns:cx6="http://schemas.microsoft.com/office/drawing/2016/5/12/chartex" xmlns:cx7="http://schemas.microsoft.com/office/drawing/2016/5/13/chartex" xmlns:cx8="http://schemas.microsoft.com/office/drawing/2016/5/14/chartex" xmlns:mc="http://schemas.openxmlformats.org/markup-compatibility/2006" xmlns:aink="http://schemas.microsoft.com/office/drawing/2016/ink" xmlns:am3d="http://schemas.microsoft.com/office/drawing/2017/model3d" xmlns:o="urn:schemas-microsoft-com:office:office" xmlns:oel="http://schemas.microsoft.com/office/2019/extlst" xmlns:r="http://schemas.openxmlformats.org/officeDocument/2006/relationships" xmlns:m="http://schemas.openxmlformats.org/officeDocument/2006/math" xmlns:v="urn:schemas-microsoft-com:vml" xmlns:wp14="http://schemas.microsoft.com/office/word/2010/wordprocessingDrawing" xmlns:wp="http://schemas.openxmlformats.org/drawingml/2006/wordprocessingDrawing" xmlns:w10="urn:schemas-microsoft-com:office:word" xmlns:w="http://schemas.openxmlformats.org/wordprocessingml/2006/main" xmlns:w14="http://schemas.microsoft.com/office/word/2010/wordml" xmlns:w15="http://schemas.microsoft.com/office/word/2012/wordml" xmlns:w16cex="http://schemas.microsoft.com/office/word/2018/wordml/cex" xmlns:w16cid="http://schemas.microsoft.com/office/word/2016/wordml/cid" xmlns:w16="http://schemas.microsoft.com/office/word/2018/wordml" xmlns:w16du="http://schemas.microsoft.com/office/word/2023/wordml/word16du" xmlns:w16sdtdh="http://schemas.microsoft.com/office/word/2020/wordml/sdtdatahash" xmlns:w16sdtfl="http://schemas.microsoft.com/office/word/2024/wordml/sdtformatlock" xmlns:w16se="http://schemas.microsoft.com/office/word/2015/wordml/symex" xmlns:wpg="http://schemas.microsoft.com/office/word/2010/wordprocessingGroup" xmlns:wpi="http://schemas.microsoft.com/office/word/2010/wordprocessingInk" xmlns:wne="http://schemas.microsoft.com/office/word/2006/wordml" xmlns:wps="http://schemas.microsoft.com/office/word/2010/wordprocessingShape" mc:Ignorable="w14 w15 w16se w16cid w16 w16cex w16sdtdh w16sdtfl w16du wp14">
+  <w:abstractNum w:abstractNumId="0" w15:restartNumberingAfterBreak="0">
+    <w:nsid w:val="027210ED"/>
+    <w:multiLevelType w:val="multilevel"/>
+    <w:tmpl w:val="0C18725E"/>
+    <w:lvl w:ilvl="0">
+      <w:start w:val="1"/>
+      <w:numFmt w:val="bullet"/>
+      <w:lvlText w:val=""/>
+      <w:lvlJc w:val="left"/>
+      <w:pPr>
+        <w:tabs>
+          <w:tab w:val="num" w:pos="720"/>
+        </w:tabs>
+        <w:ind w:left="720" w:hanging="360"/>
+      </w:pPr>
+      <w:rPr>
+        <w:rFonts w:ascii="Symbol" w:hAnsi="Symbol" w:hint="default"/>
+        <w:sz w:val="20"/>
+      </w:rPr>
+    </w:lvl>
+    <w:lvl w:ilvl="1" w:tentative="1">
+      <w:start w:val="1"/>
+      <w:numFmt w:val="bullet"/>
+      <w:lvlText w:val="o"/>
+      <w:lvlJc w:val="left"/>
+      <w:pPr>
+        <w:tabs>
+          <w:tab w:val="num" w:pos="1440"/>
+        </w:tabs>
+        <w:ind w:left="1440" w:hanging="360"/>
+      </w:pPr>
+      <w:rPr>
+        <w:rFonts w:ascii="Courier New" w:hAnsi="Courier New" w:hint="default"/>
+        <w:sz w:val="20"/>
+      </w:rPr>
+    </w:lvl>
+    <w:lvl w:ilvl="2" w:tentative="1">
+      <w:start w:val="1"/>
+      <w:numFmt w:val="bullet"/>
+      <w:lvlText w:val=""/>
+      <w:lvlJc w:val="left"/>
+      <w:pPr>
+        <w:tabs>
+          <w:tab w:val="num" w:pos="2160"/>
+        </w:tabs>
+        <w:ind w:left="2160" w:hanging="360"/>
+      </w:pPr>
+      <w:rPr>
+        <w:rFonts w:ascii="Wingdings" w:hAnsi="Wingdings" w:hint="default"/>
+        <w:sz w:val="20"/>
+      </w:rPr>
+    </w:lvl>
+    <w:lvl w:ilvl="3" w:tentative="1">
+      <w:start w:val="1"/>
+      <w:numFmt w:val="bullet"/>
+      <w:lvlText w:val=""/>
+      <w:lvlJc w:val="left"/>
+      <w:pPr>
+        <w:tabs>
+          <w:tab w:val="num" w:pos="2880"/>
+        </w:tabs>
+        <w:ind w:left="2880" w:hanging="360"/>
+      </w:pPr>
+      <w:rPr>
+        <w:rFonts w:ascii="Wingdings" w:hAnsi="Wingdings" w:hint="default"/>
+        <w:sz w:val="20"/>
+      </w:rPr>
+    </w:lvl>
+    <w:lvl w:ilvl="4" w:tentative="1">
+      <w:start w:val="1"/>
+      <w:numFmt w:val="bullet"/>
+      <w:lvlText w:val=""/>
+      <w:lvlJc w:val="left"/>
+      <w:pPr>
+        <w:tabs>
+          <w:tab w:val="num" w:pos="3600"/>
+        </w:tabs>
+        <w:ind w:left="3600" w:hanging="360"/>
+      </w:pPr>
+      <w:rPr>
+        <w:rFonts w:ascii="Wingdings" w:hAnsi="Wingdings" w:hint="default"/>
+        <w:sz w:val="20"/>
+      </w:rPr>
+    </w:lvl>
+    <w:lvl w:ilvl="5" w:tentative="1">
+      <w:start w:val="1"/>
+      <w:numFmt w:val="bullet"/>
+      <w:lvlText w:val=""/>
+      <w:lvlJc w:val="left"/>
+      <w:pPr>
+        <w:tabs>
+          <w:tab w:val="num" w:pos="4320"/>
+        </w:tabs>
+        <w:ind w:left="4320" w:hanging="360"/>
+      </w:pPr>
+      <w:rPr>
+        <w:rFonts w:ascii="Wingdings" w:hAnsi="Wingdings" w:hint="default"/>
+        <w:sz w:val="20"/>
+      </w:rPr>
+    </w:lvl>
+    <w:lvl w:ilvl="6" w:tentative="1">
+      <w:start w:val="1"/>
+      <w:numFmt w:val="bullet"/>
+      <w:lvlText w:val=""/>
+      <w:lvlJc w:val="left"/>
+      <w:pPr>
+        <w:tabs>
+          <w:tab w:val="num" w:pos="5040"/>
+        </w:tabs>
+        <w:ind w:left="5040" w:hanging="360"/>
+      </w:pPr>
+      <w:rPr>
+        <w:rFonts w:ascii="Wingdings" w:hAnsi="Wingdings" w:hint="default"/>
+        <w:sz w:val="20"/>
+      </w:rPr>
+    </w:lvl>
+    <w:lvl w:ilvl="7" w:tentative="1">
+      <w:start w:val="1"/>
+      <w:numFmt w:val="bullet"/>
+      <w:lvlText w:val=""/>
+      <w:lvlJc w:val="left"/>
+      <w:pPr>
+        <w:tabs>
+          <w:tab w:val="num" w:pos="5760"/>
+        </w:tabs>
+        <w:ind w:left="5760" w:hanging="360"/>
+      </w:pPr>
+      <w:rPr>
+        <w:rFonts w:ascii="Wingdings" w:hAnsi="Wingdings" w:hint="default"/>
+        <w:sz w:val="20"/>
+      </w:rPr>
+    </w:lvl>
+    <w:lvl w:ilvl="8" w:tentative="1">
+      <w:start w:val="1"/>
+      <w:numFmt w:val="bullet"/>
+      <w:lvlText w:val=""/>
+      <w:lvlJc w:val="left"/>
+      <w:pPr>
+        <w:tabs>
+          <w:tab w:val="num" w:pos="6480"/>
+        </w:tabs>
+        <w:ind w:left="6480" w:hanging="360"/>
+      </w:pPr>
+      <w:rPr>
+        <w:rFonts w:ascii="Wingdings" w:hAnsi="Wingdings" w:hint="default"/>
+        <w:sz w:val="20"/>
+      </w:rPr>
+    </w:lvl>
+  </w:abstractNum>
+  <w:abstractNum w:abstractNumId="1" w15:restartNumberingAfterBreak="0">
+    <w:nsid w:val="1C6C0AE5"/>
+    <w:multiLevelType w:val="multilevel"/>
+    <w:tmpl w:val="6D941E6A"/>
+    <w:lvl w:ilvl="0">
+      <w:start w:val="1"/>
+      <w:numFmt w:val="decimal"/>
+      <w:lvlText w:val="%1."/>
+      <w:lvlJc w:val="left"/>
+      <w:pPr>
+        <w:tabs>
+          <w:tab w:val="num" w:pos="720"/>
+        </w:tabs>
+        <w:ind w:left="720" w:hanging="360"/>
+      </w:pPr>
+    </w:lvl>
+    <w:lvl w:ilvl="1" w:tentative="1">
+      <w:start w:val="1"/>
+      <w:numFmt w:val="decimal"/>
+      <w:lvlText w:val="%2."/>
+      <w:lvlJc w:val="left"/>
+      <w:pPr>
+        <w:tabs>
+          <w:tab w:val="num" w:pos="1440"/>
+        </w:tabs>
+        <w:ind w:left="1440" w:hanging="360"/>
+      </w:pPr>
+    </w:lvl>
+    <w:lvl w:ilvl="2" w:tentative="1">
+      <w:start w:val="1"/>
+      <w:numFmt w:val="decimal"/>
+      <w:lvlText w:val="%3."/>
+      <w:lvlJc w:val="left"/>
+      <w:pPr>
+        <w:tabs>
+          <w:tab w:val="num" w:pos="2160"/>
+        </w:tabs>
+        <w:ind w:left="2160" w:hanging="360"/>
+      </w:pPr>
+    </w:lvl>
+    <w:lvl w:ilvl="3" w:tentative="1">
+      <w:start w:val="1"/>
+      <w:numFmt w:val="decimal"/>
+      <w:lvlText w:val="%4."/>
+      <w:lvlJc w:val="left"/>
+      <w:pPr>
+        <w:tabs>
+          <w:tab w:val="num" w:pos="2880"/>
+        </w:tabs>
+        <w:ind w:left="2880" w:hanging="360"/>
+      </w:pPr>
+    </w:lvl>
+    <w:lvl w:ilvl="4" w:tentative="1">
+      <w:start w:val="1"/>
+      <w:numFmt w:val="decimal"/>
+      <w:lvlText w:val="%5."/>
+      <w:lvlJc w:val="left"/>
+      <w:pPr>
+        <w:tabs>
+          <w:tab w:val="num" w:pos="3600"/>
+        </w:tabs>
+        <w:ind w:left="3600" w:hanging="360"/>
+      </w:pPr>
+    </w:lvl>
+    <w:lvl w:ilvl="5" w:tentative="1">
+      <w:start w:val="1"/>
+      <w:numFmt w:val="decimal"/>
+      <w:lvlText w:val="%6."/>
+      <w:lvlJc w:val="left"/>
+      <w:pPr>
+        <w:tabs>
+          <w:tab w:val="num" w:pos="4320"/>
+        </w:tabs>
+        <w:ind w:left="4320" w:hanging="360"/>
+      </w:pPr>
+    </w:lvl>
+    <w:lvl w:ilvl="6" w:tentative="1">
+      <w:start w:val="1"/>
+      <w:numFmt w:val="decimal"/>
+      <w:lvlText w:val="%7."/>
+      <w:lvlJc w:val="left"/>
+      <w:pPr>
+        <w:tabs>
+          <w:tab w:val="num" w:pos="5040"/>
+        </w:tabs>
+        <w:ind w:left="5040" w:hanging="360"/>
+      </w:pPr>
+    </w:lvl>
+    <w:lvl w:ilvl="7" w:tentative="1">
+      <w:start w:val="1"/>
+      <w:numFmt w:val="decimal"/>
+      <w:lvlText w:val="%8."/>
+      <w:lvlJc w:val="left"/>
+      <w:pPr>
+        <w:tabs>
+          <w:tab w:val="num" w:pos="5760"/>
+        </w:tabs>
+        <w:ind w:left="5760" w:hanging="360"/>
+      </w:pPr>
+    </w:lvl>
+    <w:lvl w:ilvl="8" w:tentative="1">
+      <w:start w:val="1"/>
+      <w:numFmt w:val="decimal"/>
+      <w:lvlText w:val="%9."/>
+      <w:lvlJc w:val="left"/>
+      <w:pPr>
+        <w:tabs>
+          <w:tab w:val="num" w:pos="6480"/>
+        </w:tabs>
+        <w:ind w:left="6480" w:hanging="360"/>
+      </w:pPr>
+    </w:lvl>
+  </w:abstractNum>
+  <w:abstractNum w:abstractNumId="2" w15:restartNumberingAfterBreak="0">
+    <w:nsid w:val="2A9C4D91"/>
+    <w:multiLevelType w:val="multilevel"/>
+    <w:tmpl w:val="0A7228E4"/>
+    <w:lvl w:ilvl="0">
+      <w:start w:val="1"/>
+      <w:numFmt w:val="bullet"/>
+      <w:lvlText w:val=""/>
+      <w:lvlJc w:val="left"/>
+      <w:pPr>
+        <w:tabs>
+          <w:tab w:val="num" w:pos="720"/>
+        </w:tabs>
+        <w:ind w:left="720" w:hanging="360"/>
+      </w:pPr>
+      <w:rPr>
+        <w:rFonts w:ascii="Symbol" w:hAnsi="Symbol" w:hint="default"/>
+        <w:sz w:val="20"/>
+      </w:rPr>
+    </w:lvl>
+    <w:lvl w:ilvl="1" w:tentative="1">
+      <w:start w:val="1"/>
+      <w:numFmt w:val="bullet"/>
+      <w:lvlText w:val="o"/>
+      <w:lvlJc w:val="left"/>
+      <w:pPr>
+        <w:tabs>
+          <w:tab w:val="num" w:pos="1440"/>
+        </w:tabs>
+        <w:ind w:left="1440" w:hanging="360"/>
+      </w:pPr>
+      <w:rPr>
+        <w:rFonts w:ascii="Courier New" w:hAnsi="Courier New" w:hint="default"/>
+        <w:sz w:val="20"/>
+      </w:rPr>
+    </w:lvl>
+    <w:lvl w:ilvl="2" w:tentative="1">
+      <w:start w:val="1"/>
+      <w:numFmt w:val="bullet"/>
+      <w:lvlText w:val=""/>
+      <w:lvlJc w:val="left"/>
+      <w:pPr>
+        <w:tabs>
+          <w:tab w:val="num" w:pos="2160"/>
+        </w:tabs>
+        <w:ind w:left="2160" w:hanging="360"/>
+      </w:pPr>
+      <w:rPr>
+        <w:rFonts w:ascii="Wingdings" w:hAnsi="Wingdings" w:hint="default"/>
+        <w:sz w:val="20"/>
+      </w:rPr>
+    </w:lvl>
+    <w:lvl w:ilvl="3" w:tentative="1">
+      <w:start w:val="1"/>
+      <w:numFmt w:val="bullet"/>
+      <w:lvlText w:val=""/>
+      <w:lvlJc w:val="left"/>
+      <w:pPr>
+        <w:tabs>
+          <w:tab w:val="num" w:pos="2880"/>
+        </w:tabs>
+        <w:ind w:left="2880" w:hanging="360"/>
+      </w:pPr>
+      <w:rPr>
+        <w:rFonts w:ascii="Wingdings" w:hAnsi="Wingdings" w:hint="default"/>
+        <w:sz w:val="20"/>
+      </w:rPr>
+    </w:lvl>
+    <w:lvl w:ilvl="4" w:tentative="1">
+      <w:start w:val="1"/>
+      <w:numFmt w:val="bullet"/>
+      <w:lvlText w:val=""/>
+      <w:lvlJc w:val="left"/>
+      <w:pPr>
+        <w:tabs>
+          <w:tab w:val="num" w:pos="3600"/>
+        </w:tabs>
+        <w:ind w:left="3600" w:hanging="360"/>
+      </w:pPr>
+      <w:rPr>
+        <w:rFonts w:ascii="Wingdings" w:hAnsi="Wingdings" w:hint="default"/>
+        <w:sz w:val="20"/>
+      </w:rPr>
+    </w:lvl>
+    <w:lvl w:ilvl="5" w:tentative="1">
+      <w:start w:val="1"/>
+      <w:numFmt w:val="bullet"/>
+      <w:lvlText w:val=""/>
+      <w:lvlJc w:val="left"/>
+      <w:pPr>
+        <w:tabs>
+          <w:tab w:val="num" w:pos="4320"/>
+        </w:tabs>
+        <w:ind w:left="4320" w:hanging="360"/>
+      </w:pPr>
+      <w:rPr>
+        <w:rFonts w:ascii="Wingdings" w:hAnsi="Wingdings" w:hint="default"/>
+        <w:sz w:val="20"/>
+      </w:rPr>
+    </w:lvl>
+    <w:lvl w:ilvl="6" w:tentative="1">
+      <w:start w:val="1"/>
+      <w:numFmt w:val="bullet"/>
+      <w:lvlText w:val=""/>
+      <w:lvlJc w:val="left"/>
+      <w:pPr>
+        <w:tabs>
+          <w:tab w:val="num" w:pos="5040"/>
+        </w:tabs>
+        <w:ind w:left="5040" w:hanging="360"/>
+      </w:pPr>
+      <w:rPr>
+        <w:rFonts w:ascii="Wingdings" w:hAnsi="Wingdings" w:hint="default"/>
+        <w:sz w:val="20"/>
+      </w:rPr>
+    </w:lvl>
+    <w:lvl w:ilvl="7" w:tentative="1">
+      <w:start w:val="1"/>
+      <w:numFmt w:val="bullet"/>
+      <w:lvlText w:val=""/>
+      <w:lvlJc w:val="left"/>
+      <w:pPr>
+        <w:tabs>
+          <w:tab w:val="num" w:pos="5760"/>
+        </w:tabs>
+        <w:ind w:left="5760" w:hanging="360"/>
+      </w:pPr>
+      <w:rPr>
+        <w:rFonts w:ascii="Wingdings" w:hAnsi="Wingdings" w:hint="default"/>
+        <w:sz w:val="20"/>
+      </w:rPr>
+    </w:lvl>
+    <w:lvl w:ilvl="8" w:tentative="1">
+      <w:start w:val="1"/>
+      <w:numFmt w:val="bullet"/>
+      <w:lvlText w:val=""/>
+      <w:lvlJc w:val="left"/>
+      <w:pPr>
+        <w:tabs>
+          <w:tab w:val="num" w:pos="6480"/>
+        </w:tabs>
+        <w:ind w:left="6480" w:hanging="360"/>
+      </w:pPr>
+      <w:rPr>
+        <w:rFonts w:ascii="Wingdings" w:hAnsi="Wingdings" w:hint="default"/>
+        <w:sz w:val="20"/>
+      </w:rPr>
+    </w:lvl>
+  </w:abstractNum>
+  <w:abstractNum w:abstractNumId="3" w15:restartNumberingAfterBreak="0">
+    <w:nsid w:val="43113330"/>
+    <w:multiLevelType w:val="multilevel"/>
+    <w:tmpl w:val="0DD4E46A"/>
+    <w:lvl w:ilvl="0">
+      <w:start w:val="1"/>
+      <w:numFmt w:val="bullet"/>
+      <w:lvlText w:val=""/>
+      <w:lvlJc w:val="left"/>
+      <w:pPr>
+        <w:tabs>
+          <w:tab w:val="num" w:pos="720"/>
+        </w:tabs>
+        <w:ind w:left="720" w:hanging="360"/>
+      </w:pPr>
+      <w:rPr>
+        <w:rFonts w:ascii="Symbol" w:hAnsi="Symbol" w:hint="default"/>
+        <w:sz w:val="20"/>
+      </w:rPr>
+    </w:lvl>
+    <w:lvl w:ilvl="1" w:tentative="1">
+      <w:start w:val="1"/>
+      <w:numFmt w:val="bullet"/>
+      <w:lvlText w:val="o"/>
+      <w:lvlJc w:val="left"/>
+      <w:pPr>
+        <w:tabs>
+          <w:tab w:val="num" w:pos="1440"/>
+        </w:tabs>
+        <w:ind w:left="1440" w:hanging="360"/>
+      </w:pPr>
+      <w:rPr>
+        <w:rFonts w:ascii="Courier New" w:hAnsi="Courier New" w:hint="default"/>
+        <w:sz w:val="20"/>
+      </w:rPr>
+    </w:lvl>
+    <w:lvl w:ilvl="2" w:tentative="1">
+      <w:start w:val="1"/>
+      <w:numFmt w:val="bullet"/>
+      <w:lvlText w:val=""/>
+      <w:lvlJc w:val="left"/>
+      <w:pPr>
+        <w:tabs>
+          <w:tab w:val="num" w:pos="2160"/>
+        </w:tabs>
+        <w:ind w:left="2160" w:hanging="360"/>
+      </w:pPr>
+      <w:rPr>
+        <w:rFonts w:ascii="Wingdings" w:hAnsi="Wingdings" w:hint="default"/>
+        <w:sz w:val="20"/>
+      </w:rPr>
+    </w:lvl>
+    <w:lvl w:ilvl="3" w:tentative="1">
+      <w:start w:val="1"/>
+      <w:numFmt w:val="bullet"/>
+      <w:lvlText w:val=""/>
+      <w:lvlJc w:val="left"/>
+      <w:pPr>
+        <w:tabs>
+          <w:tab w:val="num" w:pos="2880"/>
+        </w:tabs>
+        <w:ind w:left="2880" w:hanging="360"/>
+      </w:pPr>
+      <w:rPr>
+        <w:rFonts w:ascii="Wingdings" w:hAnsi="Wingdings" w:hint="default"/>
+        <w:sz w:val="20"/>
+      </w:rPr>
+    </w:lvl>
+    <w:lvl w:ilvl="4" w:tentative="1">
+      <w:start w:val="1"/>
+      <w:numFmt w:val="bullet"/>
+      <w:lvlText w:val=""/>
+      <w:lvlJc w:val="left"/>
+      <w:pPr>
+        <w:tabs>
+          <w:tab w:val="num" w:pos="3600"/>
+        </w:tabs>
+        <w:ind w:left="3600" w:hanging="360"/>
+      </w:pPr>
+      <w:rPr>
+        <w:rFonts w:ascii="Wingdings" w:hAnsi="Wingdings" w:hint="default"/>
+        <w:sz w:val="20"/>
+      </w:rPr>
+    </w:lvl>
+    <w:lvl w:ilvl="5" w:tentative="1">
+      <w:start w:val="1"/>
+      <w:numFmt w:val="bullet"/>
+      <w:lvlText w:val=""/>
+      <w:lvlJc w:val="left"/>
+      <w:pPr>
+        <w:tabs>
+          <w:tab w:val="num" w:pos="4320"/>
+        </w:tabs>
+        <w:ind w:left="4320" w:hanging="360"/>
+      </w:pPr>
+      <w:rPr>
+        <w:rFonts w:ascii="Wingdings" w:hAnsi="Wingdings" w:hint="default"/>
+        <w:sz w:val="20"/>
+      </w:rPr>
+    </w:lvl>
+    <w:lvl w:ilvl="6" w:tentative="1">
+      <w:start w:val="1"/>
+      <w:numFmt w:val="bullet"/>
+      <w:lvlText w:val=""/>
+      <w:lvlJc w:val="left"/>
+      <w:pPr>
+        <w:tabs>
+          <w:tab w:val="num" w:pos="5040"/>
+        </w:tabs>
+        <w:ind w:left="5040" w:hanging="360"/>
+      </w:pPr>
+      <w:rPr>
+        <w:rFonts w:ascii="Wingdings" w:hAnsi="Wingdings" w:hint="default"/>
+        <w:sz w:val="20"/>
+      </w:rPr>
+    </w:lvl>
+    <w:lvl w:ilvl="7" w:tentative="1">
+      <w:start w:val="1"/>
+      <w:numFmt w:val="bullet"/>
+      <w:lvlText w:val=""/>
+      <w:lvlJc w:val="left"/>
+      <w:pPr>
+        <w:tabs>
+          <w:tab w:val="num" w:pos="5760"/>
+        </w:tabs>
+        <w:ind w:left="5760" w:hanging="360"/>
+      </w:pPr>
+      <w:rPr>
+        <w:rFonts w:ascii="Wingdings" w:hAnsi="Wingdings" w:hint="default"/>
+        <w:sz w:val="20"/>
+      </w:rPr>
+    </w:lvl>
+    <w:lvl w:ilvl="8" w:tentative="1">
+      <w:start w:val="1"/>
+      <w:numFmt w:val="bullet"/>
+      <w:lvlText w:val=""/>
+      <w:lvlJc w:val="left"/>
+      <w:pPr>
+        <w:tabs>
+          <w:tab w:val="num" w:pos="6480"/>
+        </w:tabs>
+        <w:ind w:left="6480" w:hanging="360"/>
+      </w:pPr>
+      <w:rPr>
+        <w:rFonts w:ascii="Wingdings" w:hAnsi="Wingdings" w:hint="default"/>
+        <w:sz w:val="20"/>
+      </w:rPr>
+    </w:lvl>
+  </w:abstractNum>
+  <w:abstractNum w:abstractNumId="4" w15:restartNumberingAfterBreak="0">
+    <w:nsid w:val="50E650AF"/>
+    <w:multiLevelType w:val="multilevel"/>
+    <w:tmpl w:val="278A545A"/>
+    <w:lvl w:ilvl="0">
+      <w:start w:val="1"/>
+      <w:numFmt w:val="bullet"/>
+      <w:lvlText w:val=""/>
+      <w:lvlJc w:val="left"/>
+      <w:pPr>
+        <w:tabs>
+          <w:tab w:val="num" w:pos="720"/>
+        </w:tabs>
+        <w:ind w:left="720" w:hanging="360"/>
+      </w:pPr>
+      <w:rPr>
+        <w:rFonts w:ascii="Symbol" w:hAnsi="Symbol" w:hint="default"/>
+        <w:sz w:val="20"/>
+      </w:rPr>
+    </w:lvl>
+    <w:lvl w:ilvl="1" w:tentative="1">
+      <w:start w:val="1"/>
+      <w:numFmt w:val="bullet"/>
+      <w:lvlText w:val="o"/>
+      <w:lvlJc w:val="left"/>
+      <w:pPr>
+        <w:tabs>
+          <w:tab w:val="num" w:pos="1440"/>
+        </w:tabs>
+        <w:ind w:left="1440" w:hanging="360"/>
+      </w:pPr>
+      <w:rPr>
+        <w:rFonts w:ascii="Courier New" w:hAnsi="Courier New" w:hint="default"/>
+        <w:sz w:val="20"/>
+      </w:rPr>
+    </w:lvl>
+    <w:lvl w:ilvl="2" w:tentative="1">
+      <w:start w:val="1"/>
+      <w:numFmt w:val="bullet"/>
+      <w:lvlText w:val=""/>
+      <w:lvlJc w:val="left"/>
+      <w:pPr>
+        <w:tabs>
+          <w:tab w:val="num" w:pos="2160"/>
+        </w:tabs>
+        <w:ind w:left="2160" w:hanging="360"/>
+      </w:pPr>
+      <w:rPr>
+        <w:rFonts w:ascii="Wingdings" w:hAnsi="Wingdings" w:hint="default"/>
+        <w:sz w:val="20"/>
+      </w:rPr>
+    </w:lvl>
+    <w:lvl w:ilvl="3" w:tentative="1">
+      <w:start w:val="1"/>
+      <w:numFmt w:val="bullet"/>
+      <w:lvlText w:val=""/>
+      <w:lvlJc w:val="left"/>
+      <w:pPr>
+        <w:tabs>
+          <w:tab w:val="num" w:pos="2880"/>
+        </w:tabs>
+        <w:ind w:left="2880" w:hanging="360"/>
+      </w:pPr>
+      <w:rPr>
+        <w:rFonts w:ascii="Wingdings" w:hAnsi="Wingdings" w:hint="default"/>
+        <w:sz w:val="20"/>
+      </w:rPr>
+    </w:lvl>
+    <w:lvl w:ilvl="4" w:tentative="1">
+      <w:start w:val="1"/>
+      <w:numFmt w:val="bullet"/>
+      <w:lvlText w:val=""/>
+      <w:lvlJc w:val="left"/>
+      <w:pPr>
+        <w:tabs>
+          <w:tab w:val="num" w:pos="3600"/>
+        </w:tabs>
+        <w:ind w:left="3600" w:hanging="360"/>
+      </w:pPr>
+      <w:rPr>
+        <w:rFonts w:ascii="Wingdings" w:hAnsi="Wingdings" w:hint="default"/>
+        <w:sz w:val="20"/>
+      </w:rPr>
+    </w:lvl>
+    <w:lvl w:ilvl="5" w:tentative="1">
+      <w:start w:val="1"/>
+      <w:numFmt w:val="bullet"/>
+      <w:lvlText w:val=""/>
+      <w:lvlJc w:val="left"/>
+      <w:pPr>
+        <w:tabs>
+          <w:tab w:val="num" w:pos="4320"/>
+        </w:tabs>
+        <w:ind w:left="4320" w:hanging="360"/>
+      </w:pPr>
+      <w:rPr>
+        <w:rFonts w:ascii="Wingdings" w:hAnsi="Wingdings" w:hint="default"/>
+        <w:sz w:val="20"/>
+      </w:rPr>
+    </w:lvl>
+    <w:lvl w:ilvl="6" w:tentative="1">
+      <w:start w:val="1"/>
+      <w:numFmt w:val="bullet"/>
+      <w:lvlText w:val=""/>
+      <w:lvlJc w:val="left"/>
+      <w:pPr>
+        <w:tabs>
+          <w:tab w:val="num" w:pos="5040"/>
+        </w:tabs>
+        <w:ind w:left="5040" w:hanging="360"/>
+      </w:pPr>
+      <w:rPr>
+        <w:rFonts w:ascii="Wingdings" w:hAnsi="Wingdings" w:hint="default"/>
+        <w:sz w:val="20"/>
+      </w:rPr>
+    </w:lvl>
+    <w:lvl w:ilvl="7" w:tentative="1">
+      <w:start w:val="1"/>
+      <w:numFmt w:val="bullet"/>
+      <w:lvlText w:val=""/>
+      <w:lvlJc w:val="left"/>
+      <w:pPr>
+        <w:tabs>
+          <w:tab w:val="num" w:pos="5760"/>
+        </w:tabs>
+        <w:ind w:left="5760" w:hanging="360"/>
+      </w:pPr>
+      <w:rPr>
+        <w:rFonts w:ascii="Wingdings" w:hAnsi="Wingdings" w:hint="default"/>
+        <w:sz w:val="20"/>
+      </w:rPr>
+    </w:lvl>
+    <w:lvl w:ilvl="8" w:tentative="1">
+      <w:start w:val="1"/>
+      <w:numFmt w:val="bullet"/>
+      <w:lvlText w:val=""/>
+      <w:lvlJc w:val="left"/>
+      <w:pPr>
+        <w:tabs>
+          <w:tab w:val="num" w:pos="6480"/>
+        </w:tabs>
+        <w:ind w:left="6480" w:hanging="360"/>
+      </w:pPr>
+      <w:rPr>
+        <w:rFonts w:ascii="Wingdings" w:hAnsi="Wingdings" w:hint="default"/>
+        <w:sz w:val="20"/>
+      </w:rPr>
+    </w:lvl>
+  </w:abstractNum>
+  <w:abstractNum w:abstractNumId="5" w15:restartNumberingAfterBreak="0">
+    <w:nsid w:val="5A194BFE"/>
+    <w:multiLevelType w:val="multilevel"/>
+    <w:tmpl w:val="0F381E9E"/>
+    <w:lvl w:ilvl="0">
+      <w:start w:val="1"/>
+      <w:numFmt w:val="bullet"/>
+      <w:lvlText w:val=""/>
+      <w:lvlJc w:val="left"/>
+      <w:pPr>
+        <w:tabs>
+          <w:tab w:val="num" w:pos="720"/>
+        </w:tabs>
+        <w:ind w:left="720" w:hanging="360"/>
+      </w:pPr>
+      <w:rPr>
+        <w:rFonts w:ascii="Symbol" w:hAnsi="Symbol" w:hint="default"/>
+        <w:sz w:val="20"/>
+      </w:rPr>
+    </w:lvl>
+    <w:lvl w:ilvl="1" w:tentative="1">
+      <w:start w:val="1"/>
+      <w:numFmt w:val="bullet"/>
+      <w:lvlText w:val="o"/>
+      <w:lvlJc w:val="left"/>
+      <w:pPr>
+        <w:tabs>
+          <w:tab w:val="num" w:pos="1440"/>
+        </w:tabs>
+        <w:ind w:left="1440" w:hanging="360"/>
+      </w:pPr>
+      <w:rPr>
+        <w:rFonts w:ascii="Courier New" w:hAnsi="Courier New" w:hint="default"/>
+        <w:sz w:val="20"/>
+      </w:rPr>
+    </w:lvl>
+    <w:lvl w:ilvl="2" w:tentative="1">
+      <w:start w:val="1"/>
+      <w:numFmt w:val="bullet"/>
+      <w:lvlText w:val=""/>
+      <w:lvlJc w:val="left"/>
+      <w:pPr>
+        <w:tabs>
+          <w:tab w:val="num" w:pos="2160"/>
+        </w:tabs>
+        <w:ind w:left="2160" w:hanging="360"/>
+      </w:pPr>
+      <w:rPr>
+        <w:rFonts w:ascii="Wingdings" w:hAnsi="Wingdings" w:hint="default"/>
+        <w:sz w:val="20"/>
+      </w:rPr>
+    </w:lvl>
+    <w:lvl w:ilvl="3" w:tentative="1">
+      <w:start w:val="1"/>
+      <w:numFmt w:val="bullet"/>
+      <w:lvlText w:val=""/>
+      <w:lvlJc w:val="left"/>
+      <w:pPr>
+        <w:tabs>
+          <w:tab w:val="num" w:pos="2880"/>
+        </w:tabs>
+        <w:ind w:left="2880" w:hanging="360"/>
+      </w:pPr>
+      <w:rPr>
+        <w:rFonts w:ascii="Wingdings" w:hAnsi="Wingdings" w:hint="default"/>
+        <w:sz w:val="20"/>
+      </w:rPr>
+    </w:lvl>
+    <w:lvl w:ilvl="4" w:tentative="1">
+      <w:start w:val="1"/>
+      <w:numFmt w:val="bullet"/>
+      <w:lvlText w:val=""/>
+      <w:lvlJc w:val="left"/>
+      <w:pPr>
+        <w:tabs>
+          <w:tab w:val="num" w:pos="3600"/>
+        </w:tabs>
+        <w:ind w:left="3600" w:hanging="360"/>
+      </w:pPr>
+      <w:rPr>
+        <w:rFonts w:ascii="Wingdings" w:hAnsi="Wingdings" w:hint="default"/>
+        <w:sz w:val="20"/>
+      </w:rPr>
+    </w:lvl>
+    <w:lvl w:ilvl="5" w:tentative="1">
+      <w:start w:val="1"/>
+      <w:numFmt w:val="bullet"/>
+      <w:lvlText w:val=""/>
+      <w:lvlJc w:val="left"/>
+      <w:pPr>
+        <w:tabs>
+          <w:tab w:val="num" w:pos="4320"/>
+        </w:tabs>
+        <w:ind w:left="4320" w:hanging="360"/>
+      </w:pPr>
+      <w:rPr>
+        <w:rFonts w:ascii="Wingdings" w:hAnsi="Wingdings" w:hint="default"/>
+        <w:sz w:val="20"/>
+      </w:rPr>
+    </w:lvl>
+    <w:lvl w:ilvl="6" w:tentative="1">
+      <w:start w:val="1"/>
+      <w:numFmt w:val="bullet"/>
+      <w:lvlText w:val=""/>
+      <w:lvlJc w:val="left"/>
+      <w:pPr>
+        <w:tabs>
+          <w:tab w:val="num" w:pos="5040"/>
+        </w:tabs>
+        <w:ind w:left="5040" w:hanging="360"/>
+      </w:pPr>
+      <w:rPr>
+        <w:rFonts w:ascii="Wingdings" w:hAnsi="Wingdings" w:hint="default"/>
+        <w:sz w:val="20"/>
+      </w:rPr>
+    </w:lvl>
+    <w:lvl w:ilvl="7" w:tentative="1">
+      <w:start w:val="1"/>
+      <w:numFmt w:val="bullet"/>
+      <w:lvlText w:val=""/>
+      <w:lvlJc w:val="left"/>
+      <w:pPr>
+        <w:tabs>
+          <w:tab w:val="num" w:pos="5760"/>
+        </w:tabs>
+        <w:ind w:left="5760" w:hanging="360"/>
+      </w:pPr>
+      <w:rPr>
+        <w:rFonts w:ascii="Wingdings" w:hAnsi="Wingdings" w:hint="default"/>
+        <w:sz w:val="20"/>
+      </w:rPr>
+    </w:lvl>
+    <w:lvl w:ilvl="8" w:tentative="1">
+      <w:start w:val="1"/>
+      <w:numFmt w:val="bullet"/>
+      <w:lvlText w:val=""/>
+      <w:lvlJc w:val="left"/>
+      <w:pPr>
+        <w:tabs>
+          <w:tab w:val="num" w:pos="6480"/>
+        </w:tabs>
+        <w:ind w:left="6480" w:hanging="360"/>
+      </w:pPr>
+      <w:rPr>
+        <w:rFonts w:ascii="Wingdings" w:hAnsi="Wingdings" w:hint="default"/>
+        <w:sz w:val="20"/>
+      </w:rPr>
+    </w:lvl>
+  </w:abstractNum>
+  <w:abstractNum w:abstractNumId="6" w15:restartNumberingAfterBreak="0">
+    <w:nsid w:val="72115724"/>
+    <w:multiLevelType w:val="multilevel"/>
+    <w:tmpl w:val="8B9435B0"/>
+    <w:lvl w:ilvl="0">
+      <w:start w:val="1"/>
+      <w:numFmt w:val="bullet"/>
+      <w:lvlText w:val=""/>
+      <w:lvlJc w:val="left"/>
+      <w:pPr>
+        <w:tabs>
+          <w:tab w:val="num" w:pos="720"/>
+        </w:tabs>
+        <w:ind w:left="720" w:hanging="360"/>
+      </w:pPr>
+      <w:rPr>
+        <w:rFonts w:ascii="Symbol" w:hAnsi="Symbol" w:hint="default"/>
+        <w:sz w:val="20"/>
+      </w:rPr>
+    </w:lvl>
+    <w:lvl w:ilvl="1" w:tentative="1">
+      <w:start w:val="1"/>
+      <w:numFmt w:val="bullet"/>
+      <w:lvlText w:val="o"/>
+      <w:lvlJc w:val="left"/>
+      <w:pPr>
+        <w:tabs>
+          <w:tab w:val="num" w:pos="1440"/>
+        </w:tabs>
+        <w:ind w:left="1440" w:hanging="360"/>
+      </w:pPr>
+      <w:rPr>
+        <w:rFonts w:ascii="Courier New" w:hAnsi="Courier New" w:hint="default"/>
+        <w:sz w:val="20"/>
+      </w:rPr>
+    </w:lvl>
+    <w:lvl w:ilvl="2" w:tentative="1">
+      <w:start w:val="1"/>
+      <w:numFmt w:val="bullet"/>
+      <w:lvlText w:val=""/>
+      <w:lvlJc w:val="left"/>
+      <w:pPr>
+        <w:tabs>
+          <w:tab w:val="num" w:pos="2160"/>
+        </w:tabs>
+        <w:ind w:left="2160" w:hanging="360"/>
+      </w:pPr>
+      <w:rPr>
+        <w:rFonts w:ascii="Wingdings" w:hAnsi="Wingdings" w:hint="default"/>
+        <w:sz w:val="20"/>
+      </w:rPr>
+    </w:lvl>
+    <w:lvl w:ilvl="3" w:tentative="1">
+      <w:start w:val="1"/>
+      <w:numFmt w:val="bullet"/>
+      <w:lvlText w:val=""/>
+      <w:lvlJc w:val="left"/>
+      <w:pPr>
+        <w:tabs>
+          <w:tab w:val="num" w:pos="2880"/>
+        </w:tabs>
+        <w:ind w:left="2880" w:hanging="360"/>
+      </w:pPr>
+      <w:rPr>
+        <w:rFonts w:ascii="Wingdings" w:hAnsi="Wingdings" w:hint="default"/>
+        <w:sz w:val="20"/>
+      </w:rPr>
+    </w:lvl>
+    <w:lvl w:ilvl="4" w:tentative="1">
+      <w:start w:val="1"/>
+      <w:numFmt w:val="bullet"/>
+      <w:lvlText w:val=""/>
+      <w:lvlJc w:val="left"/>
+      <w:pPr>
+        <w:tabs>
+          <w:tab w:val="num" w:pos="3600"/>
+        </w:tabs>
+        <w:ind w:left="3600" w:hanging="360"/>
+      </w:pPr>
+      <w:rPr>
+        <w:rFonts w:ascii="Wingdings" w:hAnsi="Wingdings" w:hint="default"/>
+        <w:sz w:val="20"/>
+      </w:rPr>
+    </w:lvl>
+    <w:lvl w:ilvl="5" w:tentative="1">
+      <w:start w:val="1"/>
+      <w:numFmt w:val="bullet"/>
+      <w:lvlText w:val=""/>
+      <w:lvlJc w:val="left"/>
+      <w:pPr>
+        <w:tabs>
+          <w:tab w:val="num" w:pos="4320"/>
+        </w:tabs>
+        <w:ind w:left="4320" w:hanging="360"/>
+      </w:pPr>
+      <w:rPr>
+        <w:rFonts w:ascii="Wingdings" w:hAnsi="Wingdings" w:hint="default"/>
+        <w:sz w:val="20"/>
+      </w:rPr>
+    </w:lvl>
+    <w:lvl w:ilvl="6" w:tentative="1">
+      <w:start w:val="1"/>
+      <w:numFmt w:val="bullet"/>
+      <w:lvlText w:val=""/>
+      <w:lvlJc w:val="left"/>
+      <w:pPr>
+        <w:tabs>
+          <w:tab w:val="num" w:pos="5040"/>
+        </w:tabs>
+        <w:ind w:left="5040" w:hanging="360"/>
+      </w:pPr>
+      <w:rPr>
+        <w:rFonts w:ascii="Wingdings" w:hAnsi="Wingdings" w:hint="default"/>
+        <w:sz w:val="20"/>
+      </w:rPr>
+    </w:lvl>
+    <w:lvl w:ilvl="7" w:tentative="1">
+      <w:start w:val="1"/>
+      <w:numFmt w:val="bullet"/>
+      <w:lvlText w:val=""/>
+      <w:lvlJc w:val="left"/>
+      <w:pPr>
+        <w:tabs>
+          <w:tab w:val="num" w:pos="5760"/>
+        </w:tabs>
+        <w:ind w:left="5760" w:hanging="360"/>
+      </w:pPr>
+      <w:rPr>
+        <w:rFonts w:ascii="Wingdings" w:hAnsi="Wingdings" w:hint="default"/>
+        <w:sz w:val="20"/>
+      </w:rPr>
+    </w:lvl>
+    <w:lvl w:ilvl="8" w:tentative="1">
+      <w:start w:val="1"/>
+      <w:numFmt w:val="bullet"/>
+      <w:lvlText w:val=""/>
+      <w:lvlJc w:val="left"/>
+      <w:pPr>
+        <w:tabs>
+          <w:tab w:val="num" w:pos="6480"/>
+        </w:tabs>
+        <w:ind w:left="6480" w:hanging="360"/>
+      </w:pPr>
+      <w:rPr>
+        <w:rFonts w:ascii="Wingdings" w:hAnsi="Wingdings" w:hint="default"/>
+        <w:sz w:val="20"/>
+      </w:rPr>
+    </w:lvl>
+  </w:abstractNum>
+  <w:abstractNum w:abstractNumId="7" w15:restartNumberingAfterBreak="0">
+    <w:nsid w:val="77C87C08"/>
+    <w:multiLevelType w:val="multilevel"/>
+    <w:tmpl w:val="1980B190"/>
+    <w:lvl w:ilvl="0">
+      <w:start w:val="1"/>
+      <w:numFmt w:val="bullet"/>
+      <w:lvlText w:val=""/>
+      <w:lvlJc w:val="left"/>
+      <w:pPr>
+        <w:tabs>
+          <w:tab w:val="num" w:pos="720"/>
+        </w:tabs>
+        <w:ind w:left="720" w:hanging="360"/>
+      </w:pPr>
+      <w:rPr>
+        <w:rFonts w:ascii="Symbol" w:hAnsi="Symbol" w:hint="default"/>
+        <w:sz w:val="20"/>
+      </w:rPr>
+    </w:lvl>
+    <w:lvl w:ilvl="1" w:tentative="1">
+      <w:start w:val="1"/>
+      <w:numFmt w:val="bullet"/>
+      <w:lvlText w:val="o"/>
+      <w:lvlJc w:val="left"/>
+      <w:pPr>
+        <w:tabs>
+          <w:tab w:val="num" w:pos="1440"/>
+        </w:tabs>
+        <w:ind w:left="1440" w:hanging="360"/>
+      </w:pPr>
+      <w:rPr>
+        <w:rFonts w:ascii="Courier New" w:hAnsi="Courier New" w:hint="default"/>
+        <w:sz w:val="20"/>
+      </w:rPr>
+    </w:lvl>
+    <w:lvl w:ilvl="2" w:tentative="1">
+      <w:start w:val="1"/>
+      <w:numFmt w:val="bullet"/>
+      <w:lvlText w:val=""/>
+      <w:lvlJc w:val="left"/>
+      <w:pPr>
+        <w:tabs>
+          <w:tab w:val="num" w:pos="2160"/>
+        </w:tabs>
+        <w:ind w:left="2160" w:hanging="360"/>
+      </w:pPr>
+      <w:rPr>
+        <w:rFonts w:ascii="Wingdings" w:hAnsi="Wingdings" w:hint="default"/>
+        <w:sz w:val="20"/>
+      </w:rPr>
+    </w:lvl>
+    <w:lvl w:ilvl="3" w:tentative="1">
+      <w:start w:val="1"/>
+      <w:numFmt w:val="bullet"/>
+      <w:lvlText w:val=""/>
+      <w:lvlJc w:val="left"/>
+      <w:pPr>
+        <w:tabs>
+          <w:tab w:val="num" w:pos="2880"/>
+        </w:tabs>
+        <w:ind w:left="2880" w:hanging="360"/>
+      </w:pPr>
+      <w:rPr>
+        <w:rFonts w:ascii="Wingdings" w:hAnsi="Wingdings" w:hint="default"/>
+        <w:sz w:val="20"/>
+      </w:rPr>
+    </w:lvl>
+    <w:lvl w:ilvl="4" w:tentative="1">
+      <w:start w:val="1"/>
+      <w:numFmt w:val="bullet"/>
+      <w:lvlText w:val=""/>
+      <w:lvlJc w:val="left"/>
+      <w:pPr>
+        <w:tabs>
+          <w:tab w:val="num" w:pos="3600"/>
+        </w:tabs>
+        <w:ind w:left="3600" w:hanging="360"/>
+      </w:pPr>
+      <w:rPr>
+        <w:rFonts w:ascii="Wingdings" w:hAnsi="Wingdings" w:hint="default"/>
+        <w:sz w:val="20"/>
+      </w:rPr>
+    </w:lvl>
+    <w:lvl w:ilvl="5" w:tentative="1">
+      <w:start w:val="1"/>
+      <w:numFmt w:val="bullet"/>
+      <w:lvlText w:val=""/>
+      <w:lvlJc w:val="left"/>
+      <w:pPr>
+        <w:tabs>
+          <w:tab w:val="num" w:pos="4320"/>
+        </w:tabs>
+        <w:ind w:left="4320" w:hanging="360"/>
+      </w:pPr>
+      <w:rPr>
+        <w:rFonts w:ascii="Wingdings" w:hAnsi="Wingdings" w:hint="default"/>
+        <w:sz w:val="20"/>
+      </w:rPr>
+    </w:lvl>
+    <w:lvl w:ilvl="6" w:tentative="1">
+      <w:start w:val="1"/>
+      <w:numFmt w:val="bullet"/>
+      <w:lvlText w:val=""/>
+      <w:lvlJc w:val="left"/>
+      <w:pPr>
+        <w:tabs>
+          <w:tab w:val="num" w:pos="5040"/>
+        </w:tabs>
+        <w:ind w:left="5040" w:hanging="360"/>
+      </w:pPr>
+      <w:rPr>
+        <w:rFonts w:ascii="Wingdings" w:hAnsi="Wingdings" w:hint="default"/>
+        <w:sz w:val="20"/>
+      </w:rPr>
+    </w:lvl>
+    <w:lvl w:ilvl="7" w:tentative="1">
+      <w:start w:val="1"/>
+      <w:numFmt w:val="bullet"/>
+      <w:lvlText w:val=""/>
+      <w:lvlJc w:val="left"/>
+      <w:pPr>
+        <w:tabs>
+          <w:tab w:val="num" w:pos="5760"/>
+        </w:tabs>
+        <w:ind w:left="5760" w:hanging="360"/>
+      </w:pPr>
+      <w:rPr>
+        <w:rFonts w:ascii="Wingdings" w:hAnsi="Wingdings" w:hint="default"/>
+        <w:sz w:val="20"/>
+      </w:rPr>
+    </w:lvl>
+    <w:lvl w:ilvl="8" w:tentative="1">
+      <w:start w:val="1"/>
+      <w:numFmt w:val="bullet"/>
+      <w:lvlText w:val=""/>
+      <w:lvlJc w:val="left"/>
+      <w:pPr>
+        <w:tabs>
+          <w:tab w:val="num" w:pos="6480"/>
+        </w:tabs>
+        <w:ind w:left="6480" w:hanging="360"/>
+      </w:pPr>
+      <w:rPr>
+        <w:rFonts w:ascii="Wingdings" w:hAnsi="Wingdings" w:hint="default"/>
+        <w:sz w:val="20"/>
+      </w:rPr>
+    </w:lvl>
+  </w:abstractNum>
+  <w:num w:numId="1" w16cid:durableId="238751291">
+    <w:abstractNumId w:val="6"/>
+  </w:num>
+  <w:num w:numId="2" w16cid:durableId="1035931895">
+    <w:abstractNumId w:val="4"/>
+  </w:num>
+  <w:num w:numId="3" w16cid:durableId="303968594">
+    <w:abstractNumId w:val="0"/>
+  </w:num>
+  <w:num w:numId="4" w16cid:durableId="672680681">
+    <w:abstractNumId w:val="3"/>
+  </w:num>
+  <w:num w:numId="5" w16cid:durableId="992561350">
+    <w:abstractNumId w:val="7"/>
+  </w:num>
+  <w:num w:numId="6" w16cid:durableId="407773853">
+    <w:abstractNumId w:val="1"/>
+  </w:num>
+  <w:num w:numId="7" w16cid:durableId="315842017">
+    <w:abstractNumId w:val="2"/>
+  </w:num>
+  <w:num w:numId="8" w16cid:durableId="2053648121">
+    <w:abstractNumId w:val="5"/>
+  </w:num>
+</w:numbering>
 </file>
 
 <file path=word/styles.xml><?xml version="1.0" encoding="utf-8"?>
@@ -418,6 +3754,7 @@
   <w:style w:type="paragraph" w:default="1" w:styleId="Normal">
     <w:name w:val="Normal"/>
     <w:qFormat/>
+    <w:rsid w:val="00CF32C1"/>
   </w:style>
   <w:style w:type="paragraph" w:styleId="Heading1">
     <w:name w:val="heading 1"/>
@@ -621,6 +3958,7 @@
   <w:style w:type="character" w:default="1" w:styleId="DefaultParagraphFont">
     <w:name w:val="Default Paragraph Font"/>
     <w:uiPriority w:val="1"/>
+    <w:semiHidden/>
     <w:unhideWhenUsed/>
   </w:style>
   <w:style w:type="table" w:default="1" w:styleId="TableNormal">
